--- a/大二下/英文/杜瀚翔_CV.docx
+++ b/大二下/英文/杜瀚翔_CV.docx
@@ -3,6 +3,29 @@
 <w:document xmlns:wpc="http://schemas.microsoft.com/office/word/2010/wordprocessingCanvas" xmlns:cx="http://schemas.microsoft.com/office/drawing/2014/chartex" xmlns:cx1="http://schemas.microsoft.com/office/drawing/2015/9/8/chartex" xmlns:cx2="http://schemas.microsoft.com/office/drawing/2015/10/21/chartex" xmlns:cx3="http://schemas.microsoft.com/office/drawing/2016/5/9/chartex" xmlns:cx4="http://schemas.microsoft.com/office/drawing/2016/5/10/chartex" xmlns:cx5="http://schemas.microsoft.com/office/drawing/2016/5/11/chartex" xmlns:cx6="http://schemas.microsoft.com/office/drawing/2016/5/12/chartex" xmlns:cx7="http://schemas.microsoft.com/office/drawing/2016/5/13/chartex" xmlns:cx8="http://schemas.microsoft.com/office/drawing/2016/5/14/chartex" xmlns:mc="http://schemas.openxmlformats.org/markup-compatibility/2006" xmlns:aink="http://schemas.microsoft.com/office/drawing/2016/ink" xmlns:am3d="http://schemas.microsoft.com/office/drawing/2017/model3d" xmlns:o="urn:schemas-microsoft-com:office:office" xmlns:oel="http://schemas.microsoft.com/office/2019/extlst" xmlns:r="http://schemas.openxmlformats.org/officeDocument/2006/relationships" xmlns:m="http://schemas.openxmlformats.org/officeDocument/2006/math" xmlns:v="urn:schemas-microsoft-com:vml" xmlns:wp14="http://schemas.microsoft.com/office/word/2010/wordprocessingDrawing" xmlns:wp="http://schemas.openxmlformats.org/drawingml/2006/wordprocessingDrawing" xmlns:w10="urn:schemas-microsoft-com:office:word" xmlns:w="http://schemas.openxmlformats.org/wordprocessingml/2006/main" xmlns:w14="http://schemas.microsoft.com/office/word/2010/wordml" xmlns:w15="http://schemas.microsoft.com/office/word/2012/wordml" xmlns:w16cex="http://schemas.microsoft.com/office/word/2018/wordml/cex" xmlns:w16cid="http://schemas.microsoft.com/office/word/2016/wordml/cid" xmlns:w16="http://schemas.microsoft.com/office/word/2018/wordml" xmlns:w16du="http://schemas.microsoft.com/office/word/2023/wordml/word16du" xmlns:w16sdtdh="http://schemas.microsoft.com/office/word/2020/wordml/sdtdatahash" xmlns:w16sdtfl="http://schemas.microsoft.com/office/word/2024/wordml/sdtformatlock" xmlns:w16se="http://schemas.microsoft.com/office/word/2015/wordml/symex" xmlns:wpg="http://schemas.microsoft.com/office/word/2010/wordprocessingGroup" xmlns:wpi="http://schemas.microsoft.com/office/word/2010/wordprocessingInk" xmlns:wne="http://schemas.microsoft.com/office/word/2006/wordml" xmlns:wps="http://schemas.microsoft.com/office/word/2010/wordprocessingShape" mc:Ignorable="w14 w15 w16se w16cid w16 w16cex w16sdtdh w16sdtfl w16du wp14">
   <w:body>
     <w:p>
+      <w:pPr>
+        <w:spacing w:line="276" w:lineRule="auto"/>
+        <w:jc w:val="center"/>
+      </w:pPr>
+      <w:r>
+        <w:rPr>
+          <w:b/>
+          <w:bCs/>
+          <w:sz w:val="32"/>
+          <w:szCs w:val="32"/>
+          <w:lang w:val="de-DE"/>
+        </w:rPr>
+        <w:t>Charlie Tu</w:t>
+      </w:r>
+      <w:r>
+        <w:rPr>
+          <w:b/>
+          <w:bCs/>
+          <w:lang w:val="de-DE"/>
+        </w:rPr>
+        <w:br/>
+        <w:t>(</w:t>
+      </w:r>
       <w:r>
         <w:rPr>
           <w:rFonts w:hint="eastAsia"/>
@@ -10,7 +33,7 @@
           <w:bCs/>
           <w:lang w:val="de-DE"/>
         </w:rPr>
-        <w:t>Charlie Tu</w:t>
+        <w:t>+</w:t>
       </w:r>
       <w:r>
         <w:rPr>
@@ -18,8 +41,7 @@
           <w:bCs/>
           <w:lang w:val="de-DE"/>
         </w:rPr>
-        <w:br/>
-        <w:t>(</w:t>
+        <w:t>886) 90679655</w:t>
       </w:r>
       <w:r>
         <w:rPr>
@@ -28,7 +50,7 @@
           <w:bCs/>
           <w:lang w:val="de-DE"/>
         </w:rPr>
-        <w:t>8</w:t>
+        <w:t>3</w:t>
       </w:r>
       <w:r>
         <w:rPr>
@@ -36,36 +58,21 @@
           <w:bCs/>
           <w:lang w:val="de-DE"/>
         </w:rPr>
-        <w:t>86)</w:t>
-      </w:r>
-      <w:r>
-        <w:rPr>
-          <w:rFonts w:hint="eastAsia"/>
+        <w:br/>
+      </w:r>
+      <w:r>
+        <w:rPr>
           <w:b/>
           <w:bCs/>
           <w:lang w:val="de-DE"/>
         </w:rPr>
-        <w:t xml:space="preserve"> 0906796554</w:t>
-      </w:r>
-      <w:r>
-        <w:rPr>
-          <w:b/>
-          <w:bCs/>
-          <w:lang w:val="de-DE"/>
-        </w:rPr>
-        <w:br/>
-      </w:r>
-      <w:r>
-        <w:rPr>
-          <w:rFonts w:hint="eastAsia"/>
-          <w:b/>
-          <w:bCs/>
-          <w:lang w:val="de-DE"/>
-        </w:rPr>
         <w:t>D1349111@o365.fcu.edu.tw</w:t>
       </w:r>
     </w:p>
     <w:p>
+      <w:pPr>
+        <w:spacing w:line="276" w:lineRule="auto"/>
+      </w:pPr>
       <w:r>
         <w:rPr>
           <w:b/>
@@ -82,72 +89,208 @@
           <w:bCs/>
         </w:rPr>
         <w:br/>
-        <w:t xml:space="preserve">Sep 2008---Present, Shanghai University, BE </w:t>
+      </w:r>
+      <w:r>
+        <w:rPr>
+          <w:b/>
+          <w:bCs/>
+        </w:rPr>
+        <w:t xml:space="preserve">Sep 2024----present, </w:t>
+      </w:r>
+      <w:r>
+        <w:rPr>
+          <w:rFonts w:eastAsiaTheme="majorEastAsia"/>
+          <w:b/>
+          <w:bCs/>
+        </w:rPr>
+        <w:t>Feng Chia University, Taiwan</w:t>
+      </w:r>
+      <w:r>
+        <w:rPr>
+          <w:rFonts w:eastAsiaTheme="majorEastAsia"/>
+          <w:b/>
+          <w:bCs/>
+        </w:rPr>
+        <w:t xml:space="preserve"> (CSIE)</w:t>
       </w:r>
     </w:p>
     <w:p>
       <w:pPr>
+        <w:pStyle w:val="a9"/>
         <w:numPr>
           <w:ilvl w:val="0"/>
-          <w:numId w:val="1"/>
+          <w:numId w:val="19"/>
         </w:numPr>
-      </w:pPr>
-      <w:r>
-        <w:t xml:space="preserve">Candidate for </w:t>
-      </w:r>
-      <w:proofErr w:type="gramStart"/>
-      <w:r>
-        <w:t>Bachelor in Mechanical Engineering degree</w:t>
-      </w:r>
-      <w:proofErr w:type="gramEnd"/>
-      <w:r>
-        <w:t xml:space="preserve"> (ME). </w:t>
+        <w:spacing w:line="276" w:lineRule="auto"/>
+      </w:pPr>
+      <w:r>
+        <w:rPr>
+          <w:b/>
+          <w:bCs/>
+        </w:rPr>
+        <w:t>Honors:</w:t>
+      </w:r>
+      <w:r>
+        <w:t xml:space="preserve"> Academic Excellence Award (113-2 </w:t>
+      </w:r>
+      <w:r>
+        <w:rPr>
+          <w:rFonts w:hint="eastAsia"/>
+        </w:rPr>
+        <w:t xml:space="preserve">~ 114-1 </w:t>
+      </w:r>
+      <w:r>
+        <w:t>Semester)</w:t>
       </w:r>
     </w:p>
     <w:p>
       <w:pPr>
+        <w:pStyle w:val="a9"/>
         <w:numPr>
           <w:ilvl w:val="0"/>
-          <w:numId w:val="1"/>
+          <w:numId w:val="19"/>
         </w:numPr>
-      </w:pPr>
-      <w:r>
-        <w:t>Major academic courses highlights: Company Property Management; Marketing; Economics; English</w:t>
+        <w:spacing w:line="276" w:lineRule="auto"/>
+      </w:pPr>
+      <w:r>
+        <w:rPr>
+          <w:b/>
+          <w:bCs/>
+        </w:rPr>
+        <w:t>Major Coursework Highlights:</w:t>
       </w:r>
     </w:p>
     <w:p>
       <w:pPr>
         <w:numPr>
           <w:ilvl w:val="0"/>
-          <w:numId w:val="1"/>
+          <w:numId w:val="18"/>
         </w:numPr>
-      </w:pPr>
-      <w:r>
-        <w:t>Technology Communication; Information Management System; Modern Fabrication System.</w:t>
+        <w:spacing w:line="276" w:lineRule="auto"/>
+      </w:pPr>
+      <w:r>
+        <w:t>Data Structures, Algorithms, Operating Systems</w:t>
       </w:r>
     </w:p>
     <w:p>
-      <w:r>
+      <w:pPr>
+        <w:numPr>
+          <w:ilvl w:val="0"/>
+          <w:numId w:val="18"/>
+        </w:numPr>
+        <w:spacing w:line="276" w:lineRule="auto"/>
+      </w:pPr>
+      <w:r>
+        <w:t xml:space="preserve">Network </w:t>
+      </w:r>
+      <w:r>
+        <w:rPr>
+          <w:rFonts w:hint="eastAsia"/>
+        </w:rPr>
+        <w:t>St</w:t>
+      </w:r>
+      <w:r>
+        <w:rPr>
+          <w:rFonts w:hint="eastAsia"/>
+        </w:rPr>
+        <w:t>ructure</w:t>
+      </w:r>
+      <w:r>
+        <w:t xml:space="preserve">, Discrete Mathematics, Programming Languages (C++, </w:t>
+      </w:r>
+      <w:r>
+        <w:rPr>
+          <w:rFonts w:hint="eastAsia"/>
+        </w:rPr>
+        <w:t>C, Java</w:t>
+      </w:r>
+      <w:r>
+        <w:t>)</w:t>
+      </w:r>
+    </w:p>
+    <w:p>
+      <w:pPr>
+        <w:numPr>
+          <w:ilvl w:val="0"/>
+          <w:numId w:val="18"/>
+        </w:numPr>
+        <w:spacing w:line="276" w:lineRule="auto"/>
+      </w:pPr>
+      <w:r>
+        <w:t>Web Programming (HTML/CSS/JS)</w:t>
+      </w:r>
+    </w:p>
+    <w:p>
+      <w:pPr>
+        <w:spacing w:line="276" w:lineRule="auto"/>
         <w:rPr>
           <w:b/>
           <w:bCs/>
         </w:rPr>
-        <w:t>May 2011, Certified Public Accounting Training (CPA)</w:t>
-      </w:r>
-      <w:r>
-        <w:rPr>
+      </w:pPr>
+      <w:r>
+        <w:rPr>
+          <w:rFonts w:hint="eastAsia"/>
           <w:b/>
           <w:bCs/>
         </w:rPr>
-        <w:br/>
+        <w:t>Sep</w:t>
       </w:r>
       <w:r>
         <w:rPr>
           <w:b/>
           <w:bCs/>
         </w:rPr>
-        <w:br/>
-      </w:r>
+        <w:t xml:space="preserve"> 2021----</w:t>
+      </w:r>
+      <w:r>
+        <w:rPr>
+          <w:rFonts w:hint="eastAsia"/>
+          <w:b/>
+          <w:bCs/>
+        </w:rPr>
+        <w:t>June</w:t>
+      </w:r>
+      <w:r>
+        <w:rPr>
+          <w:b/>
+          <w:bCs/>
+        </w:rPr>
+        <w:t xml:space="preserve"> 2024, New Taipei Municipal New Taipei Senior High School</w:t>
+      </w:r>
+      <w:r>
+        <w:rPr>
+          <w:b/>
+          <w:bCs/>
+        </w:rPr>
+        <w:t xml:space="preserve"> </w:t>
+      </w:r>
+    </w:p>
+    <w:p>
+      <w:pPr>
+        <w:numPr>
+          <w:ilvl w:val="0"/>
+          <w:numId w:val="20"/>
+        </w:numPr>
+        <w:spacing w:line="276" w:lineRule="auto"/>
+        <w:rPr>
+          <w:rFonts w:hint="eastAsia"/>
+          <w:b/>
+          <w:bCs/>
+        </w:rPr>
+      </w:pPr>
+      <w:r>
+        <w:rPr>
+          <w:b/>
+          <w:bCs/>
+        </w:rPr>
+        <w:t>Honors: Director General's Award (Graduated with Top Honors)</w:t>
+      </w:r>
+    </w:p>
+    <w:p>
+      <w:pPr>
+        <w:spacing w:line="276" w:lineRule="auto"/>
+      </w:pPr>
       <w:r>
         <w:rPr>
           <w:b/>
@@ -156,59 +299,7 @@
           <w:iCs/>
           <w:u w:val="single"/>
         </w:rPr>
-        <w:t>OCCUPATION (</w:t>
-      </w:r>
-      <w:r>
-        <w:rPr>
-          <w:b/>
-          <w:bCs/>
-          <w:iCs/>
-          <w:u w:val="single"/>
-        </w:rPr>
-        <w:t>WORKING EXPERIENCES)</w:t>
-      </w:r>
-      <w:r>
-        <w:rPr>
-          <w:b/>
-          <w:bCs/>
-        </w:rPr>
-        <w:br/>
-        <w:t xml:space="preserve">Dec 2011----present, ITT </w:t>
-      </w:r>
-      <w:proofErr w:type="spellStart"/>
-      <w:r>
-        <w:rPr>
-          <w:b/>
-          <w:bCs/>
-        </w:rPr>
-        <w:t>Flygt</w:t>
-      </w:r>
-      <w:proofErr w:type="spellEnd"/>
-      <w:r>
-        <w:rPr>
-          <w:b/>
-          <w:bCs/>
-        </w:rPr>
-        <w:t xml:space="preserve"> investment. China</w:t>
-      </w:r>
-      <w:r>
-        <w:rPr>
-          <w:b/>
-          <w:bCs/>
-          <w:i/>
-          <w:iCs/>
-        </w:rPr>
-        <w:t xml:space="preserve"> </w:t>
-      </w:r>
-      <w:r>
-        <w:rPr>
-          <w:b/>
-          <w:bCs/>
-          <w:i/>
-          <w:iCs/>
-        </w:rPr>
-        <w:br/>
-        <w:t>Application Engineer, Sales &amp; Marketing</w:t>
+        <w:t>AWARDS</w:t>
       </w:r>
       <w:r>
         <w:t xml:space="preserve"> </w:t>
@@ -216,199 +307,46 @@
     </w:p>
     <w:p>
       <w:pPr>
+        <w:pStyle w:val="a9"/>
         <w:numPr>
           <w:ilvl w:val="0"/>
-          <w:numId w:val="2"/>
+          <w:numId w:val="15"/>
         </w:numPr>
-      </w:pPr>
-      <w:r>
-        <w:t>Application support and industry projects tracing to sales office to achieve the sales budget and new industry market application research.</w:t>
+        <w:spacing w:line="276" w:lineRule="auto"/>
+      </w:pPr>
+      <w:r>
+        <w:t>Academic Excellence Award (113-2 Semester)</w:t>
       </w:r>
     </w:p>
     <w:p>
       <w:pPr>
+        <w:pStyle w:val="a9"/>
         <w:numPr>
           <w:ilvl w:val="0"/>
-          <w:numId w:val="2"/>
+          <w:numId w:val="15"/>
         </w:numPr>
-      </w:pPr>
-      <w:r>
-        <w:t>Pay suitable visits to end users and DI for seminars and technical presentations with salesperson or distributors while collecting marketing information and competitor information analysis.</w:t>
+        <w:spacing w:line="276" w:lineRule="auto"/>
+      </w:pPr>
+      <w:r>
+        <w:t>Academic Excellence Award (114-1 Semester)</w:t>
       </w:r>
     </w:p>
     <w:p>
-      <w:r>
-        <w:rPr>
-          <w:b/>
-          <w:bCs/>
-        </w:rPr>
-        <w:t xml:space="preserve">July 2011----Sep 2011, Intel Products Co., Shanghai, China </w:t>
-      </w:r>
-      <w:r>
-        <w:rPr>
-          <w:b/>
-          <w:bCs/>
-          <w:i/>
-          <w:iCs/>
-        </w:rPr>
-        <w:br/>
-        <w:t xml:space="preserve">CPU Assembly Engineer (Internship) </w:t>
+      <w:pPr>
+        <w:pStyle w:val="a9"/>
+        <w:numPr>
+          <w:ilvl w:val="0"/>
+          <w:numId w:val="15"/>
+        </w:numPr>
+        <w:spacing w:line="276" w:lineRule="auto"/>
+      </w:pPr>
+      <w:r>
+        <w:t>Academic Excellence Award (114-2 Semester)</w:t>
       </w:r>
     </w:p>
     <w:p>
       <w:pPr>
-        <w:numPr>
-          <w:ilvl w:val="0"/>
-          <w:numId w:val="3"/>
-        </w:numPr>
-      </w:pPr>
-      <w:r>
-        <w:rPr>
-          <w:b/>
-          <w:bCs/>
-        </w:rPr>
-        <w:t>Analyzed</w:t>
-      </w:r>
-      <w:r>
-        <w:t xml:space="preserve"> the yield ratio trend, </w:t>
-      </w:r>
-      <w:r>
-        <w:rPr>
-          <w:b/>
-          <w:bCs/>
-        </w:rPr>
-        <w:t>documented</w:t>
-      </w:r>
-      <w:r>
-        <w:t xml:space="preserve"> and</w:t>
-      </w:r>
-      <w:r>
-        <w:rPr>
-          <w:b/>
-          <w:bCs/>
-        </w:rPr>
-        <w:t xml:space="preserve"> solved</w:t>
-      </w:r>
-      <w:r>
-        <w:t xml:space="preserve"> the current problems.</w:t>
-      </w:r>
-    </w:p>
-    <w:p>
-      <w:pPr>
-        <w:numPr>
-          <w:ilvl w:val="0"/>
-          <w:numId w:val="3"/>
-        </w:numPr>
-      </w:pPr>
-      <w:proofErr w:type="gramStart"/>
-      <w:r>
-        <w:t>Participated</w:t>
-      </w:r>
-      <w:proofErr w:type="gramEnd"/>
-      <w:r>
-        <w:t xml:space="preserve"> in the training of </w:t>
-      </w:r>
-      <w:r>
-        <w:rPr>
-          <w:b/>
-          <w:bCs/>
-        </w:rPr>
-        <w:t>marketing</w:t>
-      </w:r>
-      <w:r>
-        <w:t xml:space="preserve">, </w:t>
-      </w:r>
-      <w:r>
-        <w:rPr>
-          <w:b/>
-          <w:bCs/>
-        </w:rPr>
-        <w:t>business process modeling</w:t>
-      </w:r>
-      <w:r>
-        <w:t xml:space="preserve"> and </w:t>
-      </w:r>
-      <w:r>
-        <w:rPr>
-          <w:b/>
-          <w:bCs/>
-        </w:rPr>
-        <w:t>analysis</w:t>
-      </w:r>
-      <w:r>
-        <w:t xml:space="preserve"> at Intel University. </w:t>
-      </w:r>
-    </w:p>
-    <w:p>
-      <w:pPr>
-        <w:numPr>
-          <w:ilvl w:val="0"/>
-          <w:numId w:val="3"/>
-        </w:numPr>
-      </w:pPr>
-      <w:r>
-        <w:t>Visualized a project review with impressive presentation and multi-media animation, which was highly appreciated by department manager.</w:t>
-      </w:r>
-    </w:p>
-    <w:p>
-      <w:r>
-        <w:rPr>
-          <w:b/>
-          <w:bCs/>
-        </w:rPr>
-        <w:t xml:space="preserve">June 2011----July 2011, GF Fund Management Co., LTD. </w:t>
-      </w:r>
-      <w:r>
-        <w:rPr>
-          <w:b/>
-          <w:bCs/>
-          <w:i/>
-          <w:iCs/>
-        </w:rPr>
-        <w:br/>
-      </w:r>
-      <w:r>
-        <w:rPr>
-          <w:b/>
-          <w:bCs/>
-          <w:i/>
-          <w:iCs/>
-        </w:rPr>
-        <w:lastRenderedPageBreak/>
-        <w:t>Campus Intern</w:t>
-      </w:r>
-      <w:r>
-        <w:rPr>
-          <w:b/>
-          <w:bCs/>
-        </w:rPr>
-        <w:t xml:space="preserve"> </w:t>
-      </w:r>
-    </w:p>
-    <w:p>
-      <w:pPr>
-        <w:numPr>
-          <w:ilvl w:val="0"/>
-          <w:numId w:val="4"/>
-        </w:numPr>
-      </w:pPr>
-      <w:r>
-        <w:t xml:space="preserve">Analyzed investment principles and related financial derived products </w:t>
-      </w:r>
-    </w:p>
-    <w:p>
-      <w:pPr>
-        <w:numPr>
-          <w:ilvl w:val="0"/>
-          <w:numId w:val="4"/>
-        </w:numPr>
-      </w:pPr>
-      <w:r>
-        <w:t>Formulated the scheme of market popularization and network marketing.</w:t>
-      </w:r>
-    </w:p>
-    <w:p>
-      <w:r>
+        <w:spacing w:line="276" w:lineRule="auto"/>
         <w:rPr>
           <w:b/>
           <w:bCs/>
@@ -416,35 +354,7 @@
           <w:iCs/>
           <w:u w:val="single"/>
         </w:rPr>
-        <w:t>AWARDS</w:t>
-      </w:r>
-      <w:r>
-        <w:t xml:space="preserve"> </w:t>
-      </w:r>
-    </w:p>
-    <w:p>
-      <w:pPr>
-        <w:numPr>
-          <w:ilvl w:val="0"/>
-          <w:numId w:val="5"/>
-        </w:numPr>
-      </w:pPr>
-      <w:r>
-        <w:t xml:space="preserve">2009-2010, Second-Class Scholarship for Excellent Students of Shanghai University. </w:t>
-      </w:r>
-    </w:p>
-    <w:p>
-      <w:pPr>
-        <w:numPr>
-          <w:ilvl w:val="0"/>
-          <w:numId w:val="5"/>
-        </w:numPr>
-      </w:pPr>
-      <w:r>
-        <w:t>2010-2011, the Imagine Ambassador of Shanghai Tennis Popularization.</w:t>
-      </w:r>
-    </w:p>
-    <w:p>
+      </w:pPr>
       <w:r>
         <w:rPr>
           <w:b/>
@@ -453,29 +363,83 @@
           <w:iCs/>
           <w:u w:val="single"/>
         </w:rPr>
-        <w:t>COMPETENCIES &amp; INTERESTS</w:t>
-      </w:r>
+        <w:t>LANGUAGES</w:t>
+      </w:r>
+    </w:p>
+    <w:p>
+      <w:pPr>
+        <w:spacing w:line="276" w:lineRule="auto"/>
+        <w:rPr>
+          <w:rFonts w:hint="eastAsia"/>
+          <w:i/>
+          <w:iCs/>
+          <w:u w:val="single"/>
+        </w:rPr>
+      </w:pPr>
       <w:r>
         <w:rPr>
           <w:b/>
           <w:bCs/>
         </w:rPr>
+        <w:t>English Ability</w:t>
+      </w:r>
+      <w:r>
+        <w:rPr>
+          <w:rFonts w:hint="eastAsia"/>
+          <w:b/>
+          <w:bCs/>
+        </w:rPr>
         <w:t xml:space="preserve"> </w:t>
+      </w:r>
+      <w:r>
+        <w:rPr>
+          <w:b/>
+          <w:bCs/>
+        </w:rPr>
+        <w:t xml:space="preserve">: </w:t>
+      </w:r>
+      <w:r>
+        <w:t>TOEIC Listening &amp; Reading</w:t>
+      </w:r>
+      <w:r>
+        <w:rPr>
+          <w:rFonts w:hint="eastAsia"/>
+        </w:rPr>
+        <w:t xml:space="preserve"> </w:t>
+      </w:r>
+      <w:r>
+        <w:t>: 880 / 990</w:t>
+      </w:r>
+      <w:r>
+        <w:rPr>
+          <w:rFonts w:hint="eastAsia"/>
+        </w:rPr>
+        <w:t xml:space="preserve"> (</w:t>
+      </w:r>
+      <w:r>
+        <w:t>Gold Certificate</w:t>
+      </w:r>
+      <w:r>
+        <w:rPr>
+          <w:rFonts w:hint="eastAsia"/>
+        </w:rPr>
+        <w:t>)</w:t>
       </w:r>
     </w:p>
     <w:p>
+      <w:pPr>
+        <w:spacing w:line="276" w:lineRule="auto"/>
+      </w:pPr>
       <w:r>
         <w:rPr>
           <w:b/>
           <w:bCs/>
         </w:rPr>
-        <w:t xml:space="preserve">English Ability: </w:t>
-      </w:r>
-      <w:r>
-        <w:t>Band 6 and the intermediate test of interpretation.</w:t>
-      </w:r>
-      <w:r>
-        <w:rPr>
+        <w:t>Mandarin</w:t>
+      </w:r>
+      <w:r>
+        <w:rPr>
+          <w:rFonts w:hint="eastAsia"/>
           <w:b/>
           <w:bCs/>
         </w:rPr>
@@ -486,35 +450,60 @@
           <w:b/>
           <w:bCs/>
         </w:rPr>
-        <w:br/>
-        <w:t>Germany Ability</w:t>
-      </w:r>
-      <w:r>
-        <w:rPr>
+        <w:t>:</w:t>
+      </w:r>
+      <w:r>
+        <w:t xml:space="preserve"> Native Speaker</w:t>
+      </w:r>
+    </w:p>
+    <w:p>
+      <w:pPr>
+        <w:spacing w:line="276" w:lineRule="auto"/>
+        <w:rPr>
+          <w:rFonts w:hint="eastAsia"/>
+        </w:rPr>
+      </w:pPr>
+      <w:r>
+        <w:rPr>
+          <w:b/>
+          <w:bCs/>
           <w:i/>
           <w:iCs/>
-        </w:rPr>
-        <w:t xml:space="preserve">: </w:t>
-      </w:r>
-      <w:r>
-        <w:t xml:space="preserve">600 hours of Germany lessons in </w:t>
-      </w:r>
-      <w:proofErr w:type="spellStart"/>
-      <w:r>
-        <w:t>TongJi</w:t>
-      </w:r>
-      <w:proofErr w:type="spellEnd"/>
-      <w:r>
-        <w:t xml:space="preserve"> University.</w:t>
+          <w:u w:val="single"/>
+        </w:rPr>
+        <w:t>COMPETENCIES &amp; INTERESTS</w:t>
+      </w:r>
+      <w:r>
+        <w:rPr>
+          <w:b/>
+          <w:bCs/>
+        </w:rPr>
+        <w:t xml:space="preserve"> </w:t>
+      </w:r>
+      <w:r>
+        <w:rPr>
+          <w:rFonts w:hint="eastAsia"/>
+        </w:rPr>
+        <w:t xml:space="preserve">  </w:t>
       </w:r>
     </w:p>
     <w:p>
+      <w:pPr>
+        <w:spacing w:line="276" w:lineRule="auto"/>
+      </w:pPr>
       <w:r>
         <w:rPr>
           <w:b/>
           <w:bCs/>
         </w:rPr>
-        <w:t xml:space="preserve">Computer Skills: </w:t>
+        <w:t xml:space="preserve">Technical </w:t>
+      </w:r>
+      <w:r>
+        <w:rPr>
+          <w:b/>
+          <w:bCs/>
+        </w:rPr>
+        <w:t xml:space="preserve">Skills: </w:t>
       </w:r>
     </w:p>
     <w:p>
@@ -523,51 +512,140 @@
           <w:ilvl w:val="0"/>
           <w:numId w:val="6"/>
         </w:numPr>
-      </w:pPr>
-      <w:r>
-        <w:t>National Computer Lever 3</w:t>
-      </w:r>
-      <w:r>
-        <w:rPr>
-          <w:vertAlign w:val="superscript"/>
-        </w:rPr>
-        <w:t>rd</w:t>
-      </w:r>
-      <w:r>
-        <w:t xml:space="preserve"> Certificate. ( Network Communication )</w:t>
+        <w:spacing w:line="276" w:lineRule="auto"/>
+      </w:pPr>
+      <w:r>
+        <w:t xml:space="preserve">CPE (2/7) </w:t>
+      </w:r>
+      <w:r>
+        <w:t>----</w:t>
+      </w:r>
+      <w:r>
+        <w:t>2025/5/20 Rank(767/2515 | 30.5%)</w:t>
       </w:r>
     </w:p>
     <w:p>
       <w:pPr>
+        <w:pStyle w:val="Web"/>
         <w:numPr>
           <w:ilvl w:val="0"/>
           <w:numId w:val="6"/>
         </w:numPr>
-      </w:pPr>
-      <w:r>
-        <w:t>Professional Certificate of Assistant Information Officer (AIO).</w:t>
+        <w:spacing w:line="276" w:lineRule="auto"/>
+        <w:rPr>
+          <w:rFonts w:asciiTheme="minorHAnsi" w:hAnsiTheme="minorHAnsi"/>
+        </w:rPr>
+      </w:pPr>
+      <w:proofErr w:type="gramStart"/>
+      <w:r>
+        <w:rPr>
+          <w:rFonts w:asciiTheme="minorHAnsi" w:hAnsiTheme="minorHAnsi"/>
+          <w:b/>
+          <w:bCs/>
+        </w:rPr>
+        <w:t>Proficient</w:t>
+      </w:r>
+      <w:proofErr w:type="gramEnd"/>
+      <w:r>
+        <w:rPr>
+          <w:rFonts w:asciiTheme="minorHAnsi" w:hAnsiTheme="minorHAnsi" w:hint="eastAsia"/>
+          <w:b/>
+          <w:bCs/>
+        </w:rPr>
+        <w:t xml:space="preserve"> </w:t>
+      </w:r>
+      <w:r>
+        <w:rPr>
+          <w:rFonts w:asciiTheme="minorHAnsi" w:hAnsiTheme="minorHAnsi"/>
+          <w:b/>
+          <w:bCs/>
+        </w:rPr>
+        <w:t>:</w:t>
+      </w:r>
+      <w:r>
+        <w:rPr>
+          <w:rFonts w:asciiTheme="minorHAnsi" w:hAnsiTheme="minorHAnsi"/>
+        </w:rPr>
+        <w:t xml:space="preserve"> C </w:t>
+      </w:r>
+      <w:r>
+        <w:rPr>
+          <w:rFonts w:asciiTheme="minorHAnsi" w:hAnsiTheme="minorHAnsi" w:hint="eastAsia"/>
+        </w:rPr>
+        <w:t>,</w:t>
+      </w:r>
+      <w:r>
+        <w:rPr>
+          <w:rFonts w:asciiTheme="minorHAnsi" w:hAnsiTheme="minorHAnsi"/>
+        </w:rPr>
+        <w:t xml:space="preserve">C++, Java, </w:t>
       </w:r>
     </w:p>
     <w:p>
       <w:pPr>
+        <w:pStyle w:val="Web"/>
         <w:numPr>
           <w:ilvl w:val="0"/>
           <w:numId w:val="6"/>
         </w:numPr>
-      </w:pPr>
-      <w:r>
-        <w:t xml:space="preserve">C++, VBA, Provision, JMP, AutoCAD, 3Dsmax, Photoshop, </w:t>
-      </w:r>
-      <w:proofErr w:type="spellStart"/>
-      <w:r>
-        <w:t>Solidworks</w:t>
-      </w:r>
-      <w:proofErr w:type="spellEnd"/>
-      <w:r>
-        <w:t>, Aftereffect</w:t>
+        <w:spacing w:line="276" w:lineRule="auto"/>
+        <w:rPr>
+          <w:rFonts w:asciiTheme="minorHAnsi" w:hAnsiTheme="minorHAnsi" w:hint="eastAsia"/>
+        </w:rPr>
+      </w:pPr>
+      <w:r>
+        <w:rPr>
+          <w:rFonts w:asciiTheme="minorHAnsi" w:hAnsiTheme="minorHAnsi"/>
+          <w:b/>
+          <w:bCs/>
+        </w:rPr>
+        <w:t>Familiar</w:t>
+      </w:r>
+      <w:r>
+        <w:rPr>
+          <w:rFonts w:asciiTheme="minorHAnsi" w:hAnsiTheme="minorHAnsi" w:hint="eastAsia"/>
+          <w:b/>
+          <w:bCs/>
+        </w:rPr>
+        <w:t xml:space="preserve"> </w:t>
+      </w:r>
+      <w:r>
+        <w:rPr>
+          <w:rFonts w:asciiTheme="minorHAnsi" w:hAnsiTheme="minorHAnsi"/>
+          <w:b/>
+          <w:bCs/>
+        </w:rPr>
+        <w:t>:</w:t>
+      </w:r>
+      <w:r>
+        <w:rPr>
+          <w:rFonts w:asciiTheme="minorHAnsi" w:hAnsiTheme="minorHAnsi" w:hint="eastAsia"/>
+        </w:rPr>
+        <w:t xml:space="preserve"> </w:t>
+      </w:r>
+      <w:r>
+        <w:rPr>
+          <w:rFonts w:asciiTheme="minorHAnsi" w:hAnsiTheme="minorHAnsi"/>
+        </w:rPr>
+        <w:t>Python</w:t>
+      </w:r>
+      <w:r>
+        <w:rPr>
+          <w:rFonts w:asciiTheme="minorHAnsi" w:hAnsiTheme="minorHAnsi" w:hint="eastAsia"/>
+        </w:rPr>
+        <w:t>,</w:t>
+      </w:r>
+      <w:r>
+        <w:rPr>
+          <w:rFonts w:asciiTheme="minorHAnsi" w:hAnsiTheme="minorHAnsi"/>
+        </w:rPr>
+        <w:t xml:space="preserve"> Web (HTML/CSS/JavaScript)</w:t>
       </w:r>
     </w:p>
     <w:p>
+      <w:pPr>
+        <w:spacing w:line="276" w:lineRule="auto"/>
+      </w:pPr>
       <w:r>
         <w:rPr>
           <w:b/>
@@ -577,11 +655,29 @@
       </w:r>
     </w:p>
     <w:p>
-      <w:r>
-        <w:t>Basketball (Skills); skating (Speed); English (elegant); Snooker (Stable)</w:t>
+      <w:pPr>
+        <w:spacing w:line="276" w:lineRule="auto"/>
+      </w:pPr>
+      <w:r>
+        <w:rPr>
+          <w:rFonts w:hint="eastAsia"/>
+        </w:rPr>
+        <w:lastRenderedPageBreak/>
+        <w:t xml:space="preserve">Video </w:t>
+      </w:r>
+      <w:r>
+        <w:t xml:space="preserve">games </w:t>
+      </w:r>
+      <w:r>
+        <w:t xml:space="preserve">; </w:t>
+      </w:r>
+      <w:r>
+        <w:rPr>
+          <w:rFonts w:hint="eastAsia"/>
+        </w:rPr>
+        <w:t>Pool ball</w:t>
       </w:r>
     </w:p>
-    <w:p/>
     <w:sectPr>
       <w:pgSz w:w="11906" w:h="16838"/>
       <w:pgMar w:top="1440" w:right="1800" w:bottom="1440" w:left="1800" w:header="851" w:footer="992" w:gutter="0"/>
@@ -645,6 +741,354 @@
 <file path=word/numbering.xml><?xml version="1.0" encoding="utf-8"?>
 <w:numbering xmlns:wpc="http://schemas.microsoft.com/office/word/2010/wordprocessingCanvas" xmlns:cx="http://schemas.microsoft.com/office/drawing/2014/chartex" xmlns:cx1="http://schemas.microsoft.com/office/drawing/2015/9/8/chartex" xmlns:cx2="http://schemas.microsoft.com/office/drawing/2015/10/21/chartex" xmlns:cx3="http://schemas.microsoft.com/office/drawing/2016/5/9/chartex" xmlns:cx4="http://schemas.microsoft.com/office/drawing/2016/5/10/chartex" xmlns:cx5="http://schemas.microsoft.com/office/drawing/2016/5/11/chartex" xmlns:cx6="http://schemas.microsoft.com/office/drawing/2016/5/12/chartex" xmlns:cx7="http://schemas.microsoft.com/office/drawing/2016/5/13/chartex" xmlns:cx8="http://schemas.microsoft.com/office/drawing/2016/5/14/chartex" xmlns:mc="http://schemas.openxmlformats.org/markup-compatibility/2006" xmlns:aink="http://schemas.microsoft.com/office/drawing/2016/ink" xmlns:am3d="http://schemas.microsoft.com/office/drawing/2017/model3d" xmlns:o="urn:schemas-microsoft-com:office:office" xmlns:oel="http://schemas.microsoft.com/office/2019/extlst" xmlns:r="http://schemas.openxmlformats.org/officeDocument/2006/relationships" xmlns:m="http://schemas.openxmlformats.org/officeDocument/2006/math" xmlns:v="urn:schemas-microsoft-com:vml" xmlns:wp14="http://schemas.microsoft.com/office/word/2010/wordprocessingDrawing" xmlns:wp="http://schemas.openxmlformats.org/drawingml/2006/wordprocessingDrawing" xmlns:w10="urn:schemas-microsoft-com:office:word" xmlns:w="http://schemas.openxmlformats.org/wordprocessingml/2006/main" xmlns:w14="http://schemas.microsoft.com/office/word/2010/wordml" xmlns:w15="http://schemas.microsoft.com/office/word/2012/wordml" xmlns:w16cex="http://schemas.microsoft.com/office/word/2018/wordml/cex" xmlns:w16cid="http://schemas.microsoft.com/office/word/2016/wordml/cid" xmlns:w16="http://schemas.microsoft.com/office/word/2018/wordml" xmlns:w16du="http://schemas.microsoft.com/office/word/2023/wordml/word16du" xmlns:w16sdtdh="http://schemas.microsoft.com/office/word/2020/wordml/sdtdatahash" xmlns:w16sdtfl="http://schemas.microsoft.com/office/word/2024/wordml/sdtformatlock" xmlns:w16se="http://schemas.microsoft.com/office/word/2015/wordml/symex" xmlns:wpg="http://schemas.microsoft.com/office/word/2010/wordprocessingGroup" xmlns:wpi="http://schemas.microsoft.com/office/word/2010/wordprocessingInk" xmlns:wne="http://schemas.microsoft.com/office/word/2006/wordml" xmlns:wps="http://schemas.microsoft.com/office/word/2010/wordprocessingShape" mc:Ignorable="w14 w15 w16se w16cid w16 w16cex w16sdtdh w16sdtfl w16du wp14">
   <w:abstractNum w:abstractNumId="0" w15:restartNumberingAfterBreak="0">
+    <w:nsid w:val="02286B92"/>
+    <w:multiLevelType w:val="hybridMultilevel"/>
+    <w:tmpl w:val="1EC821FE"/>
+    <w:lvl w:ilvl="0" w:tplc="0409000F">
+      <w:start w:val="1"/>
+      <w:numFmt w:val="decimal"/>
+      <w:lvlText w:val="%1."/>
+      <w:lvlJc w:val="left"/>
+      <w:pPr>
+        <w:ind w:left="480" w:hanging="480"/>
+      </w:pPr>
+    </w:lvl>
+    <w:lvl w:ilvl="1" w:tplc="04090019" w:tentative="1">
+      <w:start w:val="1"/>
+      <w:numFmt w:val="ideographTraditional"/>
+      <w:lvlText w:val="%2、"/>
+      <w:lvlJc w:val="left"/>
+      <w:pPr>
+        <w:ind w:left="960" w:hanging="480"/>
+      </w:pPr>
+    </w:lvl>
+    <w:lvl w:ilvl="2" w:tplc="0409001B" w:tentative="1">
+      <w:start w:val="1"/>
+      <w:numFmt w:val="lowerRoman"/>
+      <w:lvlText w:val="%3."/>
+      <w:lvlJc w:val="right"/>
+      <w:pPr>
+        <w:ind w:left="1440" w:hanging="480"/>
+      </w:pPr>
+    </w:lvl>
+    <w:lvl w:ilvl="3" w:tplc="0409000F" w:tentative="1">
+      <w:start w:val="1"/>
+      <w:numFmt w:val="decimal"/>
+      <w:lvlText w:val="%4."/>
+      <w:lvlJc w:val="left"/>
+      <w:pPr>
+        <w:ind w:left="1920" w:hanging="480"/>
+      </w:pPr>
+    </w:lvl>
+    <w:lvl w:ilvl="4" w:tplc="04090019" w:tentative="1">
+      <w:start w:val="1"/>
+      <w:numFmt w:val="ideographTraditional"/>
+      <w:lvlText w:val="%5、"/>
+      <w:lvlJc w:val="left"/>
+      <w:pPr>
+        <w:ind w:left="2400" w:hanging="480"/>
+      </w:pPr>
+    </w:lvl>
+    <w:lvl w:ilvl="5" w:tplc="0409001B" w:tentative="1">
+      <w:start w:val="1"/>
+      <w:numFmt w:val="lowerRoman"/>
+      <w:lvlText w:val="%6."/>
+      <w:lvlJc w:val="right"/>
+      <w:pPr>
+        <w:ind w:left="2880" w:hanging="480"/>
+      </w:pPr>
+    </w:lvl>
+    <w:lvl w:ilvl="6" w:tplc="0409000F" w:tentative="1">
+      <w:start w:val="1"/>
+      <w:numFmt w:val="decimal"/>
+      <w:lvlText w:val="%7."/>
+      <w:lvlJc w:val="left"/>
+      <w:pPr>
+        <w:ind w:left="3360" w:hanging="480"/>
+      </w:pPr>
+    </w:lvl>
+    <w:lvl w:ilvl="7" w:tplc="04090019" w:tentative="1">
+      <w:start w:val="1"/>
+      <w:numFmt w:val="ideographTraditional"/>
+      <w:lvlText w:val="%8、"/>
+      <w:lvlJc w:val="left"/>
+      <w:pPr>
+        <w:ind w:left="3840" w:hanging="480"/>
+      </w:pPr>
+    </w:lvl>
+    <w:lvl w:ilvl="8" w:tplc="0409001B" w:tentative="1">
+      <w:start w:val="1"/>
+      <w:numFmt w:val="lowerRoman"/>
+      <w:lvlText w:val="%9."/>
+      <w:lvlJc w:val="right"/>
+      <w:pPr>
+        <w:ind w:left="4320" w:hanging="480"/>
+      </w:pPr>
+    </w:lvl>
+  </w:abstractNum>
+  <w:abstractNum w:abstractNumId="1" w15:restartNumberingAfterBreak="0">
+    <w:nsid w:val="0AA50559"/>
+    <w:multiLevelType w:val="multilevel"/>
+    <w:tmpl w:val="0096D664"/>
+    <w:lvl w:ilvl="0">
+      <w:start w:val="1"/>
+      <w:numFmt w:val="bullet"/>
+      <w:lvlText w:val=""/>
+      <w:lvlJc w:val="left"/>
+      <w:pPr>
+        <w:tabs>
+          <w:tab w:val="num" w:pos="720"/>
+        </w:tabs>
+        <w:ind w:left="720" w:hanging="360"/>
+      </w:pPr>
+      <w:rPr>
+        <w:rFonts w:ascii="Symbol" w:hAnsi="Symbol" w:hint="default"/>
+        <w:sz w:val="20"/>
+      </w:rPr>
+    </w:lvl>
+    <w:lvl w:ilvl="1" w:tentative="1">
+      <w:start w:val="1"/>
+      <w:numFmt w:val="bullet"/>
+      <w:lvlText w:val="o"/>
+      <w:lvlJc w:val="left"/>
+      <w:pPr>
+        <w:tabs>
+          <w:tab w:val="num" w:pos="1440"/>
+        </w:tabs>
+        <w:ind w:left="1440" w:hanging="360"/>
+      </w:pPr>
+      <w:rPr>
+        <w:rFonts w:ascii="Courier New" w:hAnsi="Courier New" w:hint="default"/>
+        <w:sz w:val="20"/>
+      </w:rPr>
+    </w:lvl>
+    <w:lvl w:ilvl="2" w:tentative="1">
+      <w:start w:val="1"/>
+      <w:numFmt w:val="bullet"/>
+      <w:lvlText w:val=""/>
+      <w:lvlJc w:val="left"/>
+      <w:pPr>
+        <w:tabs>
+          <w:tab w:val="num" w:pos="2160"/>
+        </w:tabs>
+        <w:ind w:left="2160" w:hanging="360"/>
+      </w:pPr>
+      <w:rPr>
+        <w:rFonts w:ascii="Wingdings" w:hAnsi="Wingdings" w:hint="default"/>
+        <w:sz w:val="20"/>
+      </w:rPr>
+    </w:lvl>
+    <w:lvl w:ilvl="3" w:tentative="1">
+      <w:start w:val="1"/>
+      <w:numFmt w:val="bullet"/>
+      <w:lvlText w:val=""/>
+      <w:lvlJc w:val="left"/>
+      <w:pPr>
+        <w:tabs>
+          <w:tab w:val="num" w:pos="2880"/>
+        </w:tabs>
+        <w:ind w:left="2880" w:hanging="360"/>
+      </w:pPr>
+      <w:rPr>
+        <w:rFonts w:ascii="Wingdings" w:hAnsi="Wingdings" w:hint="default"/>
+        <w:sz w:val="20"/>
+      </w:rPr>
+    </w:lvl>
+    <w:lvl w:ilvl="4" w:tentative="1">
+      <w:start w:val="1"/>
+      <w:numFmt w:val="bullet"/>
+      <w:lvlText w:val=""/>
+      <w:lvlJc w:val="left"/>
+      <w:pPr>
+        <w:tabs>
+          <w:tab w:val="num" w:pos="3600"/>
+        </w:tabs>
+        <w:ind w:left="3600" w:hanging="360"/>
+      </w:pPr>
+      <w:rPr>
+        <w:rFonts w:ascii="Wingdings" w:hAnsi="Wingdings" w:hint="default"/>
+        <w:sz w:val="20"/>
+      </w:rPr>
+    </w:lvl>
+    <w:lvl w:ilvl="5" w:tentative="1">
+      <w:start w:val="1"/>
+      <w:numFmt w:val="bullet"/>
+      <w:lvlText w:val=""/>
+      <w:lvlJc w:val="left"/>
+      <w:pPr>
+        <w:tabs>
+          <w:tab w:val="num" w:pos="4320"/>
+        </w:tabs>
+        <w:ind w:left="4320" w:hanging="360"/>
+      </w:pPr>
+      <w:rPr>
+        <w:rFonts w:ascii="Wingdings" w:hAnsi="Wingdings" w:hint="default"/>
+        <w:sz w:val="20"/>
+      </w:rPr>
+    </w:lvl>
+    <w:lvl w:ilvl="6" w:tentative="1">
+      <w:start w:val="1"/>
+      <w:numFmt w:val="bullet"/>
+      <w:lvlText w:val=""/>
+      <w:lvlJc w:val="left"/>
+      <w:pPr>
+        <w:tabs>
+          <w:tab w:val="num" w:pos="5040"/>
+        </w:tabs>
+        <w:ind w:left="5040" w:hanging="360"/>
+      </w:pPr>
+      <w:rPr>
+        <w:rFonts w:ascii="Wingdings" w:hAnsi="Wingdings" w:hint="default"/>
+        <w:sz w:val="20"/>
+      </w:rPr>
+    </w:lvl>
+    <w:lvl w:ilvl="7" w:tentative="1">
+      <w:start w:val="1"/>
+      <w:numFmt w:val="bullet"/>
+      <w:lvlText w:val=""/>
+      <w:lvlJc w:val="left"/>
+      <w:pPr>
+        <w:tabs>
+          <w:tab w:val="num" w:pos="5760"/>
+        </w:tabs>
+        <w:ind w:left="5760" w:hanging="360"/>
+      </w:pPr>
+      <w:rPr>
+        <w:rFonts w:ascii="Wingdings" w:hAnsi="Wingdings" w:hint="default"/>
+        <w:sz w:val="20"/>
+      </w:rPr>
+    </w:lvl>
+    <w:lvl w:ilvl="8" w:tentative="1">
+      <w:start w:val="1"/>
+      <w:numFmt w:val="bullet"/>
+      <w:lvlText w:val=""/>
+      <w:lvlJc w:val="left"/>
+      <w:pPr>
+        <w:tabs>
+          <w:tab w:val="num" w:pos="6480"/>
+        </w:tabs>
+        <w:ind w:left="6480" w:hanging="360"/>
+      </w:pPr>
+      <w:rPr>
+        <w:rFonts w:ascii="Wingdings" w:hAnsi="Wingdings" w:hint="default"/>
+        <w:sz w:val="20"/>
+      </w:rPr>
+    </w:lvl>
+  </w:abstractNum>
+  <w:abstractNum w:abstractNumId="2" w15:restartNumberingAfterBreak="0">
+    <w:nsid w:val="0DF81157"/>
+    <w:multiLevelType w:val="hybridMultilevel"/>
+    <w:tmpl w:val="E50C90E8"/>
+    <w:lvl w:ilvl="0" w:tplc="04090001">
+      <w:start w:val="1"/>
+      <w:numFmt w:val="bullet"/>
+      <w:lvlText w:val=""/>
+      <w:lvlJc w:val="left"/>
+      <w:pPr>
+        <w:ind w:left="480" w:hanging="480"/>
+      </w:pPr>
+      <w:rPr>
+        <w:rFonts w:ascii="Wingdings" w:hAnsi="Wingdings" w:hint="default"/>
+      </w:rPr>
+    </w:lvl>
+    <w:lvl w:ilvl="1" w:tplc="04090003" w:tentative="1">
+      <w:start w:val="1"/>
+      <w:numFmt w:val="bullet"/>
+      <w:lvlText w:val=""/>
+      <w:lvlJc w:val="left"/>
+      <w:pPr>
+        <w:ind w:left="960" w:hanging="480"/>
+      </w:pPr>
+      <w:rPr>
+        <w:rFonts w:ascii="Wingdings" w:hAnsi="Wingdings" w:hint="default"/>
+      </w:rPr>
+    </w:lvl>
+    <w:lvl w:ilvl="2" w:tplc="04090005" w:tentative="1">
+      <w:start w:val="1"/>
+      <w:numFmt w:val="bullet"/>
+      <w:lvlText w:val=""/>
+      <w:lvlJc w:val="left"/>
+      <w:pPr>
+        <w:ind w:left="1440" w:hanging="480"/>
+      </w:pPr>
+      <w:rPr>
+        <w:rFonts w:ascii="Wingdings" w:hAnsi="Wingdings" w:hint="default"/>
+      </w:rPr>
+    </w:lvl>
+    <w:lvl w:ilvl="3" w:tplc="04090001" w:tentative="1">
+      <w:start w:val="1"/>
+      <w:numFmt w:val="bullet"/>
+      <w:lvlText w:val=""/>
+      <w:lvlJc w:val="left"/>
+      <w:pPr>
+        <w:ind w:left="1920" w:hanging="480"/>
+      </w:pPr>
+      <w:rPr>
+        <w:rFonts w:ascii="Wingdings" w:hAnsi="Wingdings" w:hint="default"/>
+      </w:rPr>
+    </w:lvl>
+    <w:lvl w:ilvl="4" w:tplc="04090003" w:tentative="1">
+      <w:start w:val="1"/>
+      <w:numFmt w:val="bullet"/>
+      <w:lvlText w:val=""/>
+      <w:lvlJc w:val="left"/>
+      <w:pPr>
+        <w:ind w:left="2400" w:hanging="480"/>
+      </w:pPr>
+      <w:rPr>
+        <w:rFonts w:ascii="Wingdings" w:hAnsi="Wingdings" w:hint="default"/>
+      </w:rPr>
+    </w:lvl>
+    <w:lvl w:ilvl="5" w:tplc="04090005" w:tentative="1">
+      <w:start w:val="1"/>
+      <w:numFmt w:val="bullet"/>
+      <w:lvlText w:val=""/>
+      <w:lvlJc w:val="left"/>
+      <w:pPr>
+        <w:ind w:left="2880" w:hanging="480"/>
+      </w:pPr>
+      <w:rPr>
+        <w:rFonts w:ascii="Wingdings" w:hAnsi="Wingdings" w:hint="default"/>
+      </w:rPr>
+    </w:lvl>
+    <w:lvl w:ilvl="6" w:tplc="04090001" w:tentative="1">
+      <w:start w:val="1"/>
+      <w:numFmt w:val="bullet"/>
+      <w:lvlText w:val=""/>
+      <w:lvlJc w:val="left"/>
+      <w:pPr>
+        <w:ind w:left="3360" w:hanging="480"/>
+      </w:pPr>
+      <w:rPr>
+        <w:rFonts w:ascii="Wingdings" w:hAnsi="Wingdings" w:hint="default"/>
+      </w:rPr>
+    </w:lvl>
+    <w:lvl w:ilvl="7" w:tplc="04090003" w:tentative="1">
+      <w:start w:val="1"/>
+      <w:numFmt w:val="bullet"/>
+      <w:lvlText w:val=""/>
+      <w:lvlJc w:val="left"/>
+      <w:pPr>
+        <w:ind w:left="3840" w:hanging="480"/>
+      </w:pPr>
+      <w:rPr>
+        <w:rFonts w:ascii="Wingdings" w:hAnsi="Wingdings" w:hint="default"/>
+      </w:rPr>
+    </w:lvl>
+    <w:lvl w:ilvl="8" w:tplc="04090005" w:tentative="1">
+      <w:start w:val="1"/>
+      <w:numFmt w:val="bullet"/>
+      <w:lvlText w:val=""/>
+      <w:lvlJc w:val="left"/>
+      <w:pPr>
+        <w:ind w:left="4320" w:hanging="480"/>
+      </w:pPr>
+      <w:rPr>
+        <w:rFonts w:ascii="Wingdings" w:hAnsi="Wingdings" w:hint="default"/>
+      </w:rPr>
+    </w:lvl>
+  </w:abstractNum>
+  <w:abstractNum w:abstractNumId="3" w15:restartNumberingAfterBreak="0">
     <w:nsid w:val="0EF04C32"/>
     <w:multiLevelType w:val="multilevel"/>
     <w:tmpl w:val="D3B66CAE"/>
@@ -793,7 +1237,242 @@
       </w:rPr>
     </w:lvl>
   </w:abstractNum>
-  <w:abstractNum w:abstractNumId="1" w15:restartNumberingAfterBreak="0">
+  <w:abstractNum w:abstractNumId="4" w15:restartNumberingAfterBreak="0">
+    <w:nsid w:val="12661198"/>
+    <w:multiLevelType w:val="hybridMultilevel"/>
+    <w:tmpl w:val="31C4B000"/>
+    <w:lvl w:ilvl="0" w:tplc="0409000F">
+      <w:start w:val="1"/>
+      <w:numFmt w:val="decimal"/>
+      <w:lvlText w:val="%1."/>
+      <w:lvlJc w:val="left"/>
+      <w:pPr>
+        <w:ind w:left="480" w:hanging="480"/>
+      </w:pPr>
+    </w:lvl>
+    <w:lvl w:ilvl="1" w:tplc="04090019" w:tentative="1">
+      <w:start w:val="1"/>
+      <w:numFmt w:val="ideographTraditional"/>
+      <w:lvlText w:val="%2、"/>
+      <w:lvlJc w:val="left"/>
+      <w:pPr>
+        <w:ind w:left="960" w:hanging="480"/>
+      </w:pPr>
+    </w:lvl>
+    <w:lvl w:ilvl="2" w:tplc="0409001B" w:tentative="1">
+      <w:start w:val="1"/>
+      <w:numFmt w:val="lowerRoman"/>
+      <w:lvlText w:val="%3."/>
+      <w:lvlJc w:val="right"/>
+      <w:pPr>
+        <w:ind w:left="1440" w:hanging="480"/>
+      </w:pPr>
+    </w:lvl>
+    <w:lvl w:ilvl="3" w:tplc="0409000F" w:tentative="1">
+      <w:start w:val="1"/>
+      <w:numFmt w:val="decimal"/>
+      <w:lvlText w:val="%4."/>
+      <w:lvlJc w:val="left"/>
+      <w:pPr>
+        <w:ind w:left="1920" w:hanging="480"/>
+      </w:pPr>
+    </w:lvl>
+    <w:lvl w:ilvl="4" w:tplc="04090019" w:tentative="1">
+      <w:start w:val="1"/>
+      <w:numFmt w:val="ideographTraditional"/>
+      <w:lvlText w:val="%5、"/>
+      <w:lvlJc w:val="left"/>
+      <w:pPr>
+        <w:ind w:left="2400" w:hanging="480"/>
+      </w:pPr>
+    </w:lvl>
+    <w:lvl w:ilvl="5" w:tplc="0409001B" w:tentative="1">
+      <w:start w:val="1"/>
+      <w:numFmt w:val="lowerRoman"/>
+      <w:lvlText w:val="%6."/>
+      <w:lvlJc w:val="right"/>
+      <w:pPr>
+        <w:ind w:left="2880" w:hanging="480"/>
+      </w:pPr>
+    </w:lvl>
+    <w:lvl w:ilvl="6" w:tplc="0409000F" w:tentative="1">
+      <w:start w:val="1"/>
+      <w:numFmt w:val="decimal"/>
+      <w:lvlText w:val="%7."/>
+      <w:lvlJc w:val="left"/>
+      <w:pPr>
+        <w:ind w:left="3360" w:hanging="480"/>
+      </w:pPr>
+    </w:lvl>
+    <w:lvl w:ilvl="7" w:tplc="04090019" w:tentative="1">
+      <w:start w:val="1"/>
+      <w:numFmt w:val="ideographTraditional"/>
+      <w:lvlText w:val="%8、"/>
+      <w:lvlJc w:val="left"/>
+      <w:pPr>
+        <w:ind w:left="3840" w:hanging="480"/>
+      </w:pPr>
+    </w:lvl>
+    <w:lvl w:ilvl="8" w:tplc="0409001B" w:tentative="1">
+      <w:start w:val="1"/>
+      <w:numFmt w:val="lowerRoman"/>
+      <w:lvlText w:val="%9."/>
+      <w:lvlJc w:val="right"/>
+      <w:pPr>
+        <w:ind w:left="4320" w:hanging="480"/>
+      </w:pPr>
+    </w:lvl>
+  </w:abstractNum>
+  <w:abstractNum w:abstractNumId="5" w15:restartNumberingAfterBreak="0">
+    <w:nsid w:val="1DFB661D"/>
+    <w:multiLevelType w:val="multilevel"/>
+    <w:tmpl w:val="0096D664"/>
+    <w:lvl w:ilvl="0">
+      <w:start w:val="1"/>
+      <w:numFmt w:val="bullet"/>
+      <w:lvlText w:val=""/>
+      <w:lvlJc w:val="left"/>
+      <w:pPr>
+        <w:tabs>
+          <w:tab w:val="num" w:pos="720"/>
+        </w:tabs>
+        <w:ind w:left="720" w:hanging="360"/>
+      </w:pPr>
+      <w:rPr>
+        <w:rFonts w:ascii="Symbol" w:hAnsi="Symbol" w:hint="default"/>
+        <w:sz w:val="20"/>
+      </w:rPr>
+    </w:lvl>
+    <w:lvl w:ilvl="1">
+      <w:start w:val="1"/>
+      <w:numFmt w:val="bullet"/>
+      <w:lvlText w:val="o"/>
+      <w:lvlJc w:val="left"/>
+      <w:pPr>
+        <w:tabs>
+          <w:tab w:val="num" w:pos="1440"/>
+        </w:tabs>
+        <w:ind w:left="1440" w:hanging="360"/>
+      </w:pPr>
+      <w:rPr>
+        <w:rFonts w:ascii="Courier New" w:hAnsi="Courier New" w:cs="Times New Roman" w:hint="default"/>
+        <w:sz w:val="20"/>
+      </w:rPr>
+    </w:lvl>
+    <w:lvl w:ilvl="2">
+      <w:start w:val="1"/>
+      <w:numFmt w:val="bullet"/>
+      <w:lvlText w:val=""/>
+      <w:lvlJc w:val="left"/>
+      <w:pPr>
+        <w:tabs>
+          <w:tab w:val="num" w:pos="2160"/>
+        </w:tabs>
+        <w:ind w:left="2160" w:hanging="360"/>
+      </w:pPr>
+      <w:rPr>
+        <w:rFonts w:ascii="Wingdings" w:hAnsi="Wingdings" w:hint="default"/>
+        <w:sz w:val="20"/>
+      </w:rPr>
+    </w:lvl>
+    <w:lvl w:ilvl="3">
+      <w:start w:val="1"/>
+      <w:numFmt w:val="bullet"/>
+      <w:lvlText w:val=""/>
+      <w:lvlJc w:val="left"/>
+      <w:pPr>
+        <w:tabs>
+          <w:tab w:val="num" w:pos="2880"/>
+        </w:tabs>
+        <w:ind w:left="2880" w:hanging="360"/>
+      </w:pPr>
+      <w:rPr>
+        <w:rFonts w:ascii="Wingdings" w:hAnsi="Wingdings" w:hint="default"/>
+        <w:sz w:val="20"/>
+      </w:rPr>
+    </w:lvl>
+    <w:lvl w:ilvl="4">
+      <w:start w:val="1"/>
+      <w:numFmt w:val="bullet"/>
+      <w:lvlText w:val=""/>
+      <w:lvlJc w:val="left"/>
+      <w:pPr>
+        <w:tabs>
+          <w:tab w:val="num" w:pos="3600"/>
+        </w:tabs>
+        <w:ind w:left="3600" w:hanging="360"/>
+      </w:pPr>
+      <w:rPr>
+        <w:rFonts w:ascii="Wingdings" w:hAnsi="Wingdings" w:hint="default"/>
+        <w:sz w:val="20"/>
+      </w:rPr>
+    </w:lvl>
+    <w:lvl w:ilvl="5">
+      <w:start w:val="1"/>
+      <w:numFmt w:val="bullet"/>
+      <w:lvlText w:val=""/>
+      <w:lvlJc w:val="left"/>
+      <w:pPr>
+        <w:tabs>
+          <w:tab w:val="num" w:pos="4320"/>
+        </w:tabs>
+        <w:ind w:left="4320" w:hanging="360"/>
+      </w:pPr>
+      <w:rPr>
+        <w:rFonts w:ascii="Wingdings" w:hAnsi="Wingdings" w:hint="default"/>
+        <w:sz w:val="20"/>
+      </w:rPr>
+    </w:lvl>
+    <w:lvl w:ilvl="6">
+      <w:start w:val="1"/>
+      <w:numFmt w:val="bullet"/>
+      <w:lvlText w:val=""/>
+      <w:lvlJc w:val="left"/>
+      <w:pPr>
+        <w:tabs>
+          <w:tab w:val="num" w:pos="5040"/>
+        </w:tabs>
+        <w:ind w:left="5040" w:hanging="360"/>
+      </w:pPr>
+      <w:rPr>
+        <w:rFonts w:ascii="Wingdings" w:hAnsi="Wingdings" w:hint="default"/>
+        <w:sz w:val="20"/>
+      </w:rPr>
+    </w:lvl>
+    <w:lvl w:ilvl="7">
+      <w:start w:val="1"/>
+      <w:numFmt w:val="bullet"/>
+      <w:lvlText w:val=""/>
+      <w:lvlJc w:val="left"/>
+      <w:pPr>
+        <w:tabs>
+          <w:tab w:val="num" w:pos="5760"/>
+        </w:tabs>
+        <w:ind w:left="5760" w:hanging="360"/>
+      </w:pPr>
+      <w:rPr>
+        <w:rFonts w:ascii="Wingdings" w:hAnsi="Wingdings" w:hint="default"/>
+        <w:sz w:val="20"/>
+      </w:rPr>
+    </w:lvl>
+    <w:lvl w:ilvl="8">
+      <w:start w:val="1"/>
+      <w:numFmt w:val="bullet"/>
+      <w:lvlText w:val=""/>
+      <w:lvlJc w:val="left"/>
+      <w:pPr>
+        <w:tabs>
+          <w:tab w:val="num" w:pos="6480"/>
+        </w:tabs>
+        <w:ind w:left="6480" w:hanging="360"/>
+      </w:pPr>
+      <w:rPr>
+        <w:rFonts w:ascii="Wingdings" w:hAnsi="Wingdings" w:hint="default"/>
+        <w:sz w:val="20"/>
+      </w:rPr>
+    </w:lvl>
+  </w:abstractNum>
+  <w:abstractNum w:abstractNumId="6" w15:restartNumberingAfterBreak="0">
     <w:nsid w:val="2C601DE6"/>
     <w:multiLevelType w:val="multilevel"/>
     <w:tmpl w:val="4F6A0EEE"/>
@@ -942,7 +1621,156 @@
       </w:rPr>
     </w:lvl>
   </w:abstractNum>
-  <w:abstractNum w:abstractNumId="2" w15:restartNumberingAfterBreak="0">
+  <w:abstractNum w:abstractNumId="7" w15:restartNumberingAfterBreak="0">
+    <w:nsid w:val="2D654A17"/>
+    <w:multiLevelType w:val="multilevel"/>
+    <w:tmpl w:val="0096D664"/>
+    <w:lvl w:ilvl="0">
+      <w:start w:val="1"/>
+      <w:numFmt w:val="bullet"/>
+      <w:lvlText w:val=""/>
+      <w:lvlJc w:val="left"/>
+      <w:pPr>
+        <w:tabs>
+          <w:tab w:val="num" w:pos="720"/>
+        </w:tabs>
+        <w:ind w:left="720" w:hanging="360"/>
+      </w:pPr>
+      <w:rPr>
+        <w:rFonts w:ascii="Symbol" w:hAnsi="Symbol" w:hint="default"/>
+        <w:sz w:val="20"/>
+      </w:rPr>
+    </w:lvl>
+    <w:lvl w:ilvl="1">
+      <w:start w:val="1"/>
+      <w:numFmt w:val="bullet"/>
+      <w:lvlText w:val="o"/>
+      <w:lvlJc w:val="left"/>
+      <w:pPr>
+        <w:tabs>
+          <w:tab w:val="num" w:pos="1440"/>
+        </w:tabs>
+        <w:ind w:left="1440" w:hanging="360"/>
+      </w:pPr>
+      <w:rPr>
+        <w:rFonts w:ascii="Courier New" w:hAnsi="Courier New" w:cs="Times New Roman" w:hint="default"/>
+        <w:sz w:val="20"/>
+      </w:rPr>
+    </w:lvl>
+    <w:lvl w:ilvl="2">
+      <w:start w:val="1"/>
+      <w:numFmt w:val="bullet"/>
+      <w:lvlText w:val=""/>
+      <w:lvlJc w:val="left"/>
+      <w:pPr>
+        <w:tabs>
+          <w:tab w:val="num" w:pos="2160"/>
+        </w:tabs>
+        <w:ind w:left="2160" w:hanging="360"/>
+      </w:pPr>
+      <w:rPr>
+        <w:rFonts w:ascii="Wingdings" w:hAnsi="Wingdings" w:hint="default"/>
+        <w:sz w:val="20"/>
+      </w:rPr>
+    </w:lvl>
+    <w:lvl w:ilvl="3">
+      <w:start w:val="1"/>
+      <w:numFmt w:val="bullet"/>
+      <w:lvlText w:val=""/>
+      <w:lvlJc w:val="left"/>
+      <w:pPr>
+        <w:tabs>
+          <w:tab w:val="num" w:pos="2880"/>
+        </w:tabs>
+        <w:ind w:left="2880" w:hanging="360"/>
+      </w:pPr>
+      <w:rPr>
+        <w:rFonts w:ascii="Wingdings" w:hAnsi="Wingdings" w:hint="default"/>
+        <w:sz w:val="20"/>
+      </w:rPr>
+    </w:lvl>
+    <w:lvl w:ilvl="4">
+      <w:start w:val="1"/>
+      <w:numFmt w:val="bullet"/>
+      <w:lvlText w:val=""/>
+      <w:lvlJc w:val="left"/>
+      <w:pPr>
+        <w:tabs>
+          <w:tab w:val="num" w:pos="3600"/>
+        </w:tabs>
+        <w:ind w:left="3600" w:hanging="360"/>
+      </w:pPr>
+      <w:rPr>
+        <w:rFonts w:ascii="Wingdings" w:hAnsi="Wingdings" w:hint="default"/>
+        <w:sz w:val="20"/>
+      </w:rPr>
+    </w:lvl>
+    <w:lvl w:ilvl="5">
+      <w:start w:val="1"/>
+      <w:numFmt w:val="bullet"/>
+      <w:lvlText w:val=""/>
+      <w:lvlJc w:val="left"/>
+      <w:pPr>
+        <w:tabs>
+          <w:tab w:val="num" w:pos="4320"/>
+        </w:tabs>
+        <w:ind w:left="4320" w:hanging="360"/>
+      </w:pPr>
+      <w:rPr>
+        <w:rFonts w:ascii="Wingdings" w:hAnsi="Wingdings" w:hint="default"/>
+        <w:sz w:val="20"/>
+      </w:rPr>
+    </w:lvl>
+    <w:lvl w:ilvl="6">
+      <w:start w:val="1"/>
+      <w:numFmt w:val="bullet"/>
+      <w:lvlText w:val=""/>
+      <w:lvlJc w:val="left"/>
+      <w:pPr>
+        <w:tabs>
+          <w:tab w:val="num" w:pos="5040"/>
+        </w:tabs>
+        <w:ind w:left="5040" w:hanging="360"/>
+      </w:pPr>
+      <w:rPr>
+        <w:rFonts w:ascii="Wingdings" w:hAnsi="Wingdings" w:hint="default"/>
+        <w:sz w:val="20"/>
+      </w:rPr>
+    </w:lvl>
+    <w:lvl w:ilvl="7">
+      <w:start w:val="1"/>
+      <w:numFmt w:val="bullet"/>
+      <w:lvlText w:val=""/>
+      <w:lvlJc w:val="left"/>
+      <w:pPr>
+        <w:tabs>
+          <w:tab w:val="num" w:pos="5760"/>
+        </w:tabs>
+        <w:ind w:left="5760" w:hanging="360"/>
+      </w:pPr>
+      <w:rPr>
+        <w:rFonts w:ascii="Wingdings" w:hAnsi="Wingdings" w:hint="default"/>
+        <w:sz w:val="20"/>
+      </w:rPr>
+    </w:lvl>
+    <w:lvl w:ilvl="8">
+      <w:start w:val="1"/>
+      <w:numFmt w:val="bullet"/>
+      <w:lvlText w:val=""/>
+      <w:lvlJc w:val="left"/>
+      <w:pPr>
+        <w:tabs>
+          <w:tab w:val="num" w:pos="6480"/>
+        </w:tabs>
+        <w:ind w:left="6480" w:hanging="360"/>
+      </w:pPr>
+      <w:rPr>
+        <w:rFonts w:ascii="Wingdings" w:hAnsi="Wingdings" w:hint="default"/>
+        <w:sz w:val="20"/>
+      </w:rPr>
+    </w:lvl>
+  </w:abstractNum>
+  <w:abstractNum w:abstractNumId="8" w15:restartNumberingAfterBreak="0">
     <w:nsid w:val="2E47227F"/>
     <w:multiLevelType w:val="multilevel"/>
     <w:tmpl w:val="147ADAD8"/>
@@ -1091,7 +1919,879 @@
       </w:rPr>
     </w:lvl>
   </w:abstractNum>
-  <w:abstractNum w:abstractNumId="3" w15:restartNumberingAfterBreak="0">
+  <w:abstractNum w:abstractNumId="9" w15:restartNumberingAfterBreak="0">
+    <w:nsid w:val="2EC62023"/>
+    <w:multiLevelType w:val="hybridMultilevel"/>
+    <w:tmpl w:val="0E764B74"/>
+    <w:lvl w:ilvl="0" w:tplc="0409000F">
+      <w:start w:val="1"/>
+      <w:numFmt w:val="decimal"/>
+      <w:lvlText w:val="%1."/>
+      <w:lvlJc w:val="left"/>
+      <w:pPr>
+        <w:ind w:left="480" w:hanging="480"/>
+      </w:pPr>
+    </w:lvl>
+    <w:lvl w:ilvl="1" w:tplc="04090019" w:tentative="1">
+      <w:start w:val="1"/>
+      <w:numFmt w:val="ideographTraditional"/>
+      <w:lvlText w:val="%2、"/>
+      <w:lvlJc w:val="left"/>
+      <w:pPr>
+        <w:ind w:left="960" w:hanging="480"/>
+      </w:pPr>
+    </w:lvl>
+    <w:lvl w:ilvl="2" w:tplc="0409001B" w:tentative="1">
+      <w:start w:val="1"/>
+      <w:numFmt w:val="lowerRoman"/>
+      <w:lvlText w:val="%3."/>
+      <w:lvlJc w:val="right"/>
+      <w:pPr>
+        <w:ind w:left="1440" w:hanging="480"/>
+      </w:pPr>
+    </w:lvl>
+    <w:lvl w:ilvl="3" w:tplc="0409000F" w:tentative="1">
+      <w:start w:val="1"/>
+      <w:numFmt w:val="decimal"/>
+      <w:lvlText w:val="%4."/>
+      <w:lvlJc w:val="left"/>
+      <w:pPr>
+        <w:ind w:left="1920" w:hanging="480"/>
+      </w:pPr>
+    </w:lvl>
+    <w:lvl w:ilvl="4" w:tplc="04090019" w:tentative="1">
+      <w:start w:val="1"/>
+      <w:numFmt w:val="ideographTraditional"/>
+      <w:lvlText w:val="%5、"/>
+      <w:lvlJc w:val="left"/>
+      <w:pPr>
+        <w:ind w:left="2400" w:hanging="480"/>
+      </w:pPr>
+    </w:lvl>
+    <w:lvl w:ilvl="5" w:tplc="0409001B" w:tentative="1">
+      <w:start w:val="1"/>
+      <w:numFmt w:val="lowerRoman"/>
+      <w:lvlText w:val="%6."/>
+      <w:lvlJc w:val="right"/>
+      <w:pPr>
+        <w:ind w:left="2880" w:hanging="480"/>
+      </w:pPr>
+    </w:lvl>
+    <w:lvl w:ilvl="6" w:tplc="0409000F" w:tentative="1">
+      <w:start w:val="1"/>
+      <w:numFmt w:val="decimal"/>
+      <w:lvlText w:val="%7."/>
+      <w:lvlJc w:val="left"/>
+      <w:pPr>
+        <w:ind w:left="3360" w:hanging="480"/>
+      </w:pPr>
+    </w:lvl>
+    <w:lvl w:ilvl="7" w:tplc="04090019" w:tentative="1">
+      <w:start w:val="1"/>
+      <w:numFmt w:val="ideographTraditional"/>
+      <w:lvlText w:val="%8、"/>
+      <w:lvlJc w:val="left"/>
+      <w:pPr>
+        <w:ind w:left="3840" w:hanging="480"/>
+      </w:pPr>
+    </w:lvl>
+    <w:lvl w:ilvl="8" w:tplc="0409001B" w:tentative="1">
+      <w:start w:val="1"/>
+      <w:numFmt w:val="lowerRoman"/>
+      <w:lvlText w:val="%9."/>
+      <w:lvlJc w:val="right"/>
+      <w:pPr>
+        <w:ind w:left="4320" w:hanging="480"/>
+      </w:pPr>
+    </w:lvl>
+  </w:abstractNum>
+  <w:abstractNum w:abstractNumId="10" w15:restartNumberingAfterBreak="0">
+    <w:nsid w:val="32470810"/>
+    <w:multiLevelType w:val="multilevel"/>
+    <w:tmpl w:val="0096D664"/>
+    <w:lvl w:ilvl="0">
+      <w:start w:val="1"/>
+      <w:numFmt w:val="bullet"/>
+      <w:lvlText w:val=""/>
+      <w:lvlJc w:val="left"/>
+      <w:pPr>
+        <w:tabs>
+          <w:tab w:val="num" w:pos="720"/>
+        </w:tabs>
+        <w:ind w:left="720" w:hanging="360"/>
+      </w:pPr>
+      <w:rPr>
+        <w:rFonts w:ascii="Symbol" w:hAnsi="Symbol" w:hint="default"/>
+        <w:sz w:val="20"/>
+      </w:rPr>
+    </w:lvl>
+    <w:lvl w:ilvl="1">
+      <w:start w:val="1"/>
+      <w:numFmt w:val="bullet"/>
+      <w:lvlText w:val="o"/>
+      <w:lvlJc w:val="left"/>
+      <w:pPr>
+        <w:tabs>
+          <w:tab w:val="num" w:pos="1440"/>
+        </w:tabs>
+        <w:ind w:left="1440" w:hanging="360"/>
+      </w:pPr>
+      <w:rPr>
+        <w:rFonts w:ascii="Courier New" w:hAnsi="Courier New" w:cs="Times New Roman" w:hint="default"/>
+        <w:sz w:val="20"/>
+      </w:rPr>
+    </w:lvl>
+    <w:lvl w:ilvl="2">
+      <w:start w:val="1"/>
+      <w:numFmt w:val="bullet"/>
+      <w:lvlText w:val=""/>
+      <w:lvlJc w:val="left"/>
+      <w:pPr>
+        <w:tabs>
+          <w:tab w:val="num" w:pos="2160"/>
+        </w:tabs>
+        <w:ind w:left="2160" w:hanging="360"/>
+      </w:pPr>
+      <w:rPr>
+        <w:rFonts w:ascii="Wingdings" w:hAnsi="Wingdings" w:hint="default"/>
+        <w:sz w:val="20"/>
+      </w:rPr>
+    </w:lvl>
+    <w:lvl w:ilvl="3">
+      <w:start w:val="1"/>
+      <w:numFmt w:val="bullet"/>
+      <w:lvlText w:val=""/>
+      <w:lvlJc w:val="left"/>
+      <w:pPr>
+        <w:tabs>
+          <w:tab w:val="num" w:pos="2880"/>
+        </w:tabs>
+        <w:ind w:left="2880" w:hanging="360"/>
+      </w:pPr>
+      <w:rPr>
+        <w:rFonts w:ascii="Wingdings" w:hAnsi="Wingdings" w:hint="default"/>
+        <w:sz w:val="20"/>
+      </w:rPr>
+    </w:lvl>
+    <w:lvl w:ilvl="4">
+      <w:start w:val="1"/>
+      <w:numFmt w:val="bullet"/>
+      <w:lvlText w:val=""/>
+      <w:lvlJc w:val="left"/>
+      <w:pPr>
+        <w:tabs>
+          <w:tab w:val="num" w:pos="3600"/>
+        </w:tabs>
+        <w:ind w:left="3600" w:hanging="360"/>
+      </w:pPr>
+      <w:rPr>
+        <w:rFonts w:ascii="Wingdings" w:hAnsi="Wingdings" w:hint="default"/>
+        <w:sz w:val="20"/>
+      </w:rPr>
+    </w:lvl>
+    <w:lvl w:ilvl="5">
+      <w:start w:val="1"/>
+      <w:numFmt w:val="bullet"/>
+      <w:lvlText w:val=""/>
+      <w:lvlJc w:val="left"/>
+      <w:pPr>
+        <w:tabs>
+          <w:tab w:val="num" w:pos="4320"/>
+        </w:tabs>
+        <w:ind w:left="4320" w:hanging="360"/>
+      </w:pPr>
+      <w:rPr>
+        <w:rFonts w:ascii="Wingdings" w:hAnsi="Wingdings" w:hint="default"/>
+        <w:sz w:val="20"/>
+      </w:rPr>
+    </w:lvl>
+    <w:lvl w:ilvl="6">
+      <w:start w:val="1"/>
+      <w:numFmt w:val="bullet"/>
+      <w:lvlText w:val=""/>
+      <w:lvlJc w:val="left"/>
+      <w:pPr>
+        <w:tabs>
+          <w:tab w:val="num" w:pos="5040"/>
+        </w:tabs>
+        <w:ind w:left="5040" w:hanging="360"/>
+      </w:pPr>
+      <w:rPr>
+        <w:rFonts w:ascii="Wingdings" w:hAnsi="Wingdings" w:hint="default"/>
+        <w:sz w:val="20"/>
+      </w:rPr>
+    </w:lvl>
+    <w:lvl w:ilvl="7">
+      <w:start w:val="1"/>
+      <w:numFmt w:val="bullet"/>
+      <w:lvlText w:val=""/>
+      <w:lvlJc w:val="left"/>
+      <w:pPr>
+        <w:tabs>
+          <w:tab w:val="num" w:pos="5760"/>
+        </w:tabs>
+        <w:ind w:left="5760" w:hanging="360"/>
+      </w:pPr>
+      <w:rPr>
+        <w:rFonts w:ascii="Wingdings" w:hAnsi="Wingdings" w:hint="default"/>
+        <w:sz w:val="20"/>
+      </w:rPr>
+    </w:lvl>
+    <w:lvl w:ilvl="8">
+      <w:start w:val="1"/>
+      <w:numFmt w:val="bullet"/>
+      <w:lvlText w:val=""/>
+      <w:lvlJc w:val="left"/>
+      <w:pPr>
+        <w:tabs>
+          <w:tab w:val="num" w:pos="6480"/>
+        </w:tabs>
+        <w:ind w:left="6480" w:hanging="360"/>
+      </w:pPr>
+      <w:rPr>
+        <w:rFonts w:ascii="Wingdings" w:hAnsi="Wingdings" w:hint="default"/>
+        <w:sz w:val="20"/>
+      </w:rPr>
+    </w:lvl>
+  </w:abstractNum>
+  <w:abstractNum w:abstractNumId="11" w15:restartNumberingAfterBreak="0">
+    <w:nsid w:val="37D1087B"/>
+    <w:multiLevelType w:val="hybridMultilevel"/>
+    <w:tmpl w:val="F0B61A24"/>
+    <w:lvl w:ilvl="0" w:tplc="04090001">
+      <w:start w:val="1"/>
+      <w:numFmt w:val="bullet"/>
+      <w:lvlText w:val=""/>
+      <w:lvlJc w:val="left"/>
+      <w:pPr>
+        <w:ind w:left="480" w:hanging="480"/>
+      </w:pPr>
+      <w:rPr>
+        <w:rFonts w:ascii="Wingdings" w:hAnsi="Wingdings" w:hint="default"/>
+      </w:rPr>
+    </w:lvl>
+    <w:lvl w:ilvl="1" w:tplc="04090003" w:tentative="1">
+      <w:start w:val="1"/>
+      <w:numFmt w:val="bullet"/>
+      <w:lvlText w:val=""/>
+      <w:lvlJc w:val="left"/>
+      <w:pPr>
+        <w:ind w:left="960" w:hanging="480"/>
+      </w:pPr>
+      <w:rPr>
+        <w:rFonts w:ascii="Wingdings" w:hAnsi="Wingdings" w:hint="default"/>
+      </w:rPr>
+    </w:lvl>
+    <w:lvl w:ilvl="2" w:tplc="04090005" w:tentative="1">
+      <w:start w:val="1"/>
+      <w:numFmt w:val="bullet"/>
+      <w:lvlText w:val=""/>
+      <w:lvlJc w:val="left"/>
+      <w:pPr>
+        <w:ind w:left="1440" w:hanging="480"/>
+      </w:pPr>
+      <w:rPr>
+        <w:rFonts w:ascii="Wingdings" w:hAnsi="Wingdings" w:hint="default"/>
+      </w:rPr>
+    </w:lvl>
+    <w:lvl w:ilvl="3" w:tplc="04090001" w:tentative="1">
+      <w:start w:val="1"/>
+      <w:numFmt w:val="bullet"/>
+      <w:lvlText w:val=""/>
+      <w:lvlJc w:val="left"/>
+      <w:pPr>
+        <w:ind w:left="1920" w:hanging="480"/>
+      </w:pPr>
+      <w:rPr>
+        <w:rFonts w:ascii="Wingdings" w:hAnsi="Wingdings" w:hint="default"/>
+      </w:rPr>
+    </w:lvl>
+    <w:lvl w:ilvl="4" w:tplc="04090003" w:tentative="1">
+      <w:start w:val="1"/>
+      <w:numFmt w:val="bullet"/>
+      <w:lvlText w:val=""/>
+      <w:lvlJc w:val="left"/>
+      <w:pPr>
+        <w:ind w:left="2400" w:hanging="480"/>
+      </w:pPr>
+      <w:rPr>
+        <w:rFonts w:ascii="Wingdings" w:hAnsi="Wingdings" w:hint="default"/>
+      </w:rPr>
+    </w:lvl>
+    <w:lvl w:ilvl="5" w:tplc="04090005" w:tentative="1">
+      <w:start w:val="1"/>
+      <w:numFmt w:val="bullet"/>
+      <w:lvlText w:val=""/>
+      <w:lvlJc w:val="left"/>
+      <w:pPr>
+        <w:ind w:left="2880" w:hanging="480"/>
+      </w:pPr>
+      <w:rPr>
+        <w:rFonts w:ascii="Wingdings" w:hAnsi="Wingdings" w:hint="default"/>
+      </w:rPr>
+    </w:lvl>
+    <w:lvl w:ilvl="6" w:tplc="04090001" w:tentative="1">
+      <w:start w:val="1"/>
+      <w:numFmt w:val="bullet"/>
+      <w:lvlText w:val=""/>
+      <w:lvlJc w:val="left"/>
+      <w:pPr>
+        <w:ind w:left="3360" w:hanging="480"/>
+      </w:pPr>
+      <w:rPr>
+        <w:rFonts w:ascii="Wingdings" w:hAnsi="Wingdings" w:hint="default"/>
+      </w:rPr>
+    </w:lvl>
+    <w:lvl w:ilvl="7" w:tplc="04090003" w:tentative="1">
+      <w:start w:val="1"/>
+      <w:numFmt w:val="bullet"/>
+      <w:lvlText w:val=""/>
+      <w:lvlJc w:val="left"/>
+      <w:pPr>
+        <w:ind w:left="3840" w:hanging="480"/>
+      </w:pPr>
+      <w:rPr>
+        <w:rFonts w:ascii="Wingdings" w:hAnsi="Wingdings" w:hint="default"/>
+      </w:rPr>
+    </w:lvl>
+    <w:lvl w:ilvl="8" w:tplc="04090005" w:tentative="1">
+      <w:start w:val="1"/>
+      <w:numFmt w:val="bullet"/>
+      <w:lvlText w:val=""/>
+      <w:lvlJc w:val="left"/>
+      <w:pPr>
+        <w:ind w:left="4320" w:hanging="480"/>
+      </w:pPr>
+      <w:rPr>
+        <w:rFonts w:ascii="Wingdings" w:hAnsi="Wingdings" w:hint="default"/>
+      </w:rPr>
+    </w:lvl>
+  </w:abstractNum>
+  <w:abstractNum w:abstractNumId="12" w15:restartNumberingAfterBreak="0">
+    <w:nsid w:val="38EA1D2B"/>
+    <w:multiLevelType w:val="multilevel"/>
+    <w:tmpl w:val="0096D664"/>
+    <w:lvl w:ilvl="0">
+      <w:start w:val="1"/>
+      <w:numFmt w:val="bullet"/>
+      <w:lvlText w:val=""/>
+      <w:lvlJc w:val="left"/>
+      <w:pPr>
+        <w:tabs>
+          <w:tab w:val="num" w:pos="720"/>
+        </w:tabs>
+        <w:ind w:left="720" w:hanging="360"/>
+      </w:pPr>
+      <w:rPr>
+        <w:rFonts w:ascii="Symbol" w:hAnsi="Symbol" w:hint="default"/>
+        <w:sz w:val="20"/>
+      </w:rPr>
+    </w:lvl>
+    <w:lvl w:ilvl="1">
+      <w:start w:val="1"/>
+      <w:numFmt w:val="bullet"/>
+      <w:lvlText w:val="o"/>
+      <w:lvlJc w:val="left"/>
+      <w:pPr>
+        <w:tabs>
+          <w:tab w:val="num" w:pos="1440"/>
+        </w:tabs>
+        <w:ind w:left="1440" w:hanging="360"/>
+      </w:pPr>
+      <w:rPr>
+        <w:rFonts w:ascii="Courier New" w:hAnsi="Courier New" w:cs="Times New Roman" w:hint="default"/>
+        <w:sz w:val="20"/>
+      </w:rPr>
+    </w:lvl>
+    <w:lvl w:ilvl="2">
+      <w:start w:val="1"/>
+      <w:numFmt w:val="bullet"/>
+      <w:lvlText w:val=""/>
+      <w:lvlJc w:val="left"/>
+      <w:pPr>
+        <w:tabs>
+          <w:tab w:val="num" w:pos="2160"/>
+        </w:tabs>
+        <w:ind w:left="2160" w:hanging="360"/>
+      </w:pPr>
+      <w:rPr>
+        <w:rFonts w:ascii="Wingdings" w:hAnsi="Wingdings" w:hint="default"/>
+        <w:sz w:val="20"/>
+      </w:rPr>
+    </w:lvl>
+    <w:lvl w:ilvl="3">
+      <w:start w:val="1"/>
+      <w:numFmt w:val="bullet"/>
+      <w:lvlText w:val=""/>
+      <w:lvlJc w:val="left"/>
+      <w:pPr>
+        <w:tabs>
+          <w:tab w:val="num" w:pos="2880"/>
+        </w:tabs>
+        <w:ind w:left="2880" w:hanging="360"/>
+      </w:pPr>
+      <w:rPr>
+        <w:rFonts w:ascii="Wingdings" w:hAnsi="Wingdings" w:hint="default"/>
+        <w:sz w:val="20"/>
+      </w:rPr>
+    </w:lvl>
+    <w:lvl w:ilvl="4">
+      <w:start w:val="1"/>
+      <w:numFmt w:val="bullet"/>
+      <w:lvlText w:val=""/>
+      <w:lvlJc w:val="left"/>
+      <w:pPr>
+        <w:tabs>
+          <w:tab w:val="num" w:pos="3600"/>
+        </w:tabs>
+        <w:ind w:left="3600" w:hanging="360"/>
+      </w:pPr>
+      <w:rPr>
+        <w:rFonts w:ascii="Wingdings" w:hAnsi="Wingdings" w:hint="default"/>
+        <w:sz w:val="20"/>
+      </w:rPr>
+    </w:lvl>
+    <w:lvl w:ilvl="5">
+      <w:start w:val="1"/>
+      <w:numFmt w:val="bullet"/>
+      <w:lvlText w:val=""/>
+      <w:lvlJc w:val="left"/>
+      <w:pPr>
+        <w:tabs>
+          <w:tab w:val="num" w:pos="4320"/>
+        </w:tabs>
+        <w:ind w:left="4320" w:hanging="360"/>
+      </w:pPr>
+      <w:rPr>
+        <w:rFonts w:ascii="Wingdings" w:hAnsi="Wingdings" w:hint="default"/>
+        <w:sz w:val="20"/>
+      </w:rPr>
+    </w:lvl>
+    <w:lvl w:ilvl="6">
+      <w:start w:val="1"/>
+      <w:numFmt w:val="bullet"/>
+      <w:lvlText w:val=""/>
+      <w:lvlJc w:val="left"/>
+      <w:pPr>
+        <w:tabs>
+          <w:tab w:val="num" w:pos="5040"/>
+        </w:tabs>
+        <w:ind w:left="5040" w:hanging="360"/>
+      </w:pPr>
+      <w:rPr>
+        <w:rFonts w:ascii="Wingdings" w:hAnsi="Wingdings" w:hint="default"/>
+        <w:sz w:val="20"/>
+      </w:rPr>
+    </w:lvl>
+    <w:lvl w:ilvl="7">
+      <w:start w:val="1"/>
+      <w:numFmt w:val="bullet"/>
+      <w:lvlText w:val=""/>
+      <w:lvlJc w:val="left"/>
+      <w:pPr>
+        <w:tabs>
+          <w:tab w:val="num" w:pos="5760"/>
+        </w:tabs>
+        <w:ind w:left="5760" w:hanging="360"/>
+      </w:pPr>
+      <w:rPr>
+        <w:rFonts w:ascii="Wingdings" w:hAnsi="Wingdings" w:hint="default"/>
+        <w:sz w:val="20"/>
+      </w:rPr>
+    </w:lvl>
+    <w:lvl w:ilvl="8">
+      <w:start w:val="1"/>
+      <w:numFmt w:val="bullet"/>
+      <w:lvlText w:val=""/>
+      <w:lvlJc w:val="left"/>
+      <w:pPr>
+        <w:tabs>
+          <w:tab w:val="num" w:pos="6480"/>
+        </w:tabs>
+        <w:ind w:left="6480" w:hanging="360"/>
+      </w:pPr>
+      <w:rPr>
+        <w:rFonts w:ascii="Wingdings" w:hAnsi="Wingdings" w:hint="default"/>
+        <w:sz w:val="20"/>
+      </w:rPr>
+    </w:lvl>
+  </w:abstractNum>
+  <w:abstractNum w:abstractNumId="13" w15:restartNumberingAfterBreak="0">
+    <w:nsid w:val="408038BB"/>
+    <w:multiLevelType w:val="hybridMultilevel"/>
+    <w:tmpl w:val="18501F3E"/>
+    <w:lvl w:ilvl="0" w:tplc="04090001">
+      <w:start w:val="1"/>
+      <w:numFmt w:val="bullet"/>
+      <w:lvlText w:val=""/>
+      <w:lvlJc w:val="left"/>
+      <w:pPr>
+        <w:ind w:left="480" w:hanging="480"/>
+      </w:pPr>
+      <w:rPr>
+        <w:rFonts w:ascii="Wingdings" w:hAnsi="Wingdings" w:hint="default"/>
+      </w:rPr>
+    </w:lvl>
+    <w:lvl w:ilvl="1" w:tplc="04090003" w:tentative="1">
+      <w:start w:val="1"/>
+      <w:numFmt w:val="bullet"/>
+      <w:lvlText w:val=""/>
+      <w:lvlJc w:val="left"/>
+      <w:pPr>
+        <w:ind w:left="960" w:hanging="480"/>
+      </w:pPr>
+      <w:rPr>
+        <w:rFonts w:ascii="Wingdings" w:hAnsi="Wingdings" w:hint="default"/>
+      </w:rPr>
+    </w:lvl>
+    <w:lvl w:ilvl="2" w:tplc="04090005" w:tentative="1">
+      <w:start w:val="1"/>
+      <w:numFmt w:val="bullet"/>
+      <w:lvlText w:val=""/>
+      <w:lvlJc w:val="left"/>
+      <w:pPr>
+        <w:ind w:left="1440" w:hanging="480"/>
+      </w:pPr>
+      <w:rPr>
+        <w:rFonts w:ascii="Wingdings" w:hAnsi="Wingdings" w:hint="default"/>
+      </w:rPr>
+    </w:lvl>
+    <w:lvl w:ilvl="3" w:tplc="04090001" w:tentative="1">
+      <w:start w:val="1"/>
+      <w:numFmt w:val="bullet"/>
+      <w:lvlText w:val=""/>
+      <w:lvlJc w:val="left"/>
+      <w:pPr>
+        <w:ind w:left="1920" w:hanging="480"/>
+      </w:pPr>
+      <w:rPr>
+        <w:rFonts w:ascii="Wingdings" w:hAnsi="Wingdings" w:hint="default"/>
+      </w:rPr>
+    </w:lvl>
+    <w:lvl w:ilvl="4" w:tplc="04090003" w:tentative="1">
+      <w:start w:val="1"/>
+      <w:numFmt w:val="bullet"/>
+      <w:lvlText w:val=""/>
+      <w:lvlJc w:val="left"/>
+      <w:pPr>
+        <w:ind w:left="2400" w:hanging="480"/>
+      </w:pPr>
+      <w:rPr>
+        <w:rFonts w:ascii="Wingdings" w:hAnsi="Wingdings" w:hint="default"/>
+      </w:rPr>
+    </w:lvl>
+    <w:lvl w:ilvl="5" w:tplc="04090005" w:tentative="1">
+      <w:start w:val="1"/>
+      <w:numFmt w:val="bullet"/>
+      <w:lvlText w:val=""/>
+      <w:lvlJc w:val="left"/>
+      <w:pPr>
+        <w:ind w:left="2880" w:hanging="480"/>
+      </w:pPr>
+      <w:rPr>
+        <w:rFonts w:ascii="Wingdings" w:hAnsi="Wingdings" w:hint="default"/>
+      </w:rPr>
+    </w:lvl>
+    <w:lvl w:ilvl="6" w:tplc="04090001" w:tentative="1">
+      <w:start w:val="1"/>
+      <w:numFmt w:val="bullet"/>
+      <w:lvlText w:val=""/>
+      <w:lvlJc w:val="left"/>
+      <w:pPr>
+        <w:ind w:left="3360" w:hanging="480"/>
+      </w:pPr>
+      <w:rPr>
+        <w:rFonts w:ascii="Wingdings" w:hAnsi="Wingdings" w:hint="default"/>
+      </w:rPr>
+    </w:lvl>
+    <w:lvl w:ilvl="7" w:tplc="04090003" w:tentative="1">
+      <w:start w:val="1"/>
+      <w:numFmt w:val="bullet"/>
+      <w:lvlText w:val=""/>
+      <w:lvlJc w:val="left"/>
+      <w:pPr>
+        <w:ind w:left="3840" w:hanging="480"/>
+      </w:pPr>
+      <w:rPr>
+        <w:rFonts w:ascii="Wingdings" w:hAnsi="Wingdings" w:hint="default"/>
+      </w:rPr>
+    </w:lvl>
+    <w:lvl w:ilvl="8" w:tplc="04090005" w:tentative="1">
+      <w:start w:val="1"/>
+      <w:numFmt w:val="bullet"/>
+      <w:lvlText w:val=""/>
+      <w:lvlJc w:val="left"/>
+      <w:pPr>
+        <w:ind w:left="4320" w:hanging="480"/>
+      </w:pPr>
+      <w:rPr>
+        <w:rFonts w:ascii="Wingdings" w:hAnsi="Wingdings" w:hint="default"/>
+      </w:rPr>
+    </w:lvl>
+  </w:abstractNum>
+  <w:abstractNum w:abstractNumId="14" w15:restartNumberingAfterBreak="0">
+    <w:nsid w:val="42770A58"/>
+    <w:multiLevelType w:val="hybridMultilevel"/>
+    <w:tmpl w:val="2384D114"/>
+    <w:lvl w:ilvl="0" w:tplc="04090001">
+      <w:start w:val="1"/>
+      <w:numFmt w:val="bullet"/>
+      <w:lvlText w:val=""/>
+      <w:lvlJc w:val="left"/>
+      <w:pPr>
+        <w:ind w:left="480" w:hanging="480"/>
+      </w:pPr>
+      <w:rPr>
+        <w:rFonts w:ascii="Wingdings" w:hAnsi="Wingdings" w:hint="default"/>
+      </w:rPr>
+    </w:lvl>
+    <w:lvl w:ilvl="1" w:tplc="04090003" w:tentative="1">
+      <w:start w:val="1"/>
+      <w:numFmt w:val="bullet"/>
+      <w:lvlText w:val=""/>
+      <w:lvlJc w:val="left"/>
+      <w:pPr>
+        <w:ind w:left="960" w:hanging="480"/>
+      </w:pPr>
+      <w:rPr>
+        <w:rFonts w:ascii="Wingdings" w:hAnsi="Wingdings" w:hint="default"/>
+      </w:rPr>
+    </w:lvl>
+    <w:lvl w:ilvl="2" w:tplc="04090005" w:tentative="1">
+      <w:start w:val="1"/>
+      <w:numFmt w:val="bullet"/>
+      <w:lvlText w:val=""/>
+      <w:lvlJc w:val="left"/>
+      <w:pPr>
+        <w:ind w:left="1440" w:hanging="480"/>
+      </w:pPr>
+      <w:rPr>
+        <w:rFonts w:ascii="Wingdings" w:hAnsi="Wingdings" w:hint="default"/>
+      </w:rPr>
+    </w:lvl>
+    <w:lvl w:ilvl="3" w:tplc="04090001" w:tentative="1">
+      <w:start w:val="1"/>
+      <w:numFmt w:val="bullet"/>
+      <w:lvlText w:val=""/>
+      <w:lvlJc w:val="left"/>
+      <w:pPr>
+        <w:ind w:left="1920" w:hanging="480"/>
+      </w:pPr>
+      <w:rPr>
+        <w:rFonts w:ascii="Wingdings" w:hAnsi="Wingdings" w:hint="default"/>
+      </w:rPr>
+    </w:lvl>
+    <w:lvl w:ilvl="4" w:tplc="04090003" w:tentative="1">
+      <w:start w:val="1"/>
+      <w:numFmt w:val="bullet"/>
+      <w:lvlText w:val=""/>
+      <w:lvlJc w:val="left"/>
+      <w:pPr>
+        <w:ind w:left="2400" w:hanging="480"/>
+      </w:pPr>
+      <w:rPr>
+        <w:rFonts w:ascii="Wingdings" w:hAnsi="Wingdings" w:hint="default"/>
+      </w:rPr>
+    </w:lvl>
+    <w:lvl w:ilvl="5" w:tplc="04090005" w:tentative="1">
+      <w:start w:val="1"/>
+      <w:numFmt w:val="bullet"/>
+      <w:lvlText w:val=""/>
+      <w:lvlJc w:val="left"/>
+      <w:pPr>
+        <w:ind w:left="2880" w:hanging="480"/>
+      </w:pPr>
+      <w:rPr>
+        <w:rFonts w:ascii="Wingdings" w:hAnsi="Wingdings" w:hint="default"/>
+      </w:rPr>
+    </w:lvl>
+    <w:lvl w:ilvl="6" w:tplc="04090001" w:tentative="1">
+      <w:start w:val="1"/>
+      <w:numFmt w:val="bullet"/>
+      <w:lvlText w:val=""/>
+      <w:lvlJc w:val="left"/>
+      <w:pPr>
+        <w:ind w:left="3360" w:hanging="480"/>
+      </w:pPr>
+      <w:rPr>
+        <w:rFonts w:ascii="Wingdings" w:hAnsi="Wingdings" w:hint="default"/>
+      </w:rPr>
+    </w:lvl>
+    <w:lvl w:ilvl="7" w:tplc="04090003" w:tentative="1">
+      <w:start w:val="1"/>
+      <w:numFmt w:val="bullet"/>
+      <w:lvlText w:val=""/>
+      <w:lvlJc w:val="left"/>
+      <w:pPr>
+        <w:ind w:left="3840" w:hanging="480"/>
+      </w:pPr>
+      <w:rPr>
+        <w:rFonts w:ascii="Wingdings" w:hAnsi="Wingdings" w:hint="default"/>
+      </w:rPr>
+    </w:lvl>
+    <w:lvl w:ilvl="8" w:tplc="04090005" w:tentative="1">
+      <w:start w:val="1"/>
+      <w:numFmt w:val="bullet"/>
+      <w:lvlText w:val=""/>
+      <w:lvlJc w:val="left"/>
+      <w:pPr>
+        <w:ind w:left="4320" w:hanging="480"/>
+      </w:pPr>
+      <w:rPr>
+        <w:rFonts w:ascii="Wingdings" w:hAnsi="Wingdings" w:hint="default"/>
+      </w:rPr>
+    </w:lvl>
+  </w:abstractNum>
+  <w:abstractNum w:abstractNumId="15" w15:restartNumberingAfterBreak="0">
+    <w:nsid w:val="55155436"/>
+    <w:multiLevelType w:val="multilevel"/>
+    <w:tmpl w:val="0096D664"/>
+    <w:lvl w:ilvl="0">
+      <w:start w:val="1"/>
+      <w:numFmt w:val="bullet"/>
+      <w:lvlText w:val=""/>
+      <w:lvlJc w:val="left"/>
+      <w:pPr>
+        <w:tabs>
+          <w:tab w:val="num" w:pos="720"/>
+        </w:tabs>
+        <w:ind w:left="720" w:hanging="360"/>
+      </w:pPr>
+      <w:rPr>
+        <w:rFonts w:ascii="Symbol" w:hAnsi="Symbol" w:hint="default"/>
+        <w:sz w:val="20"/>
+      </w:rPr>
+    </w:lvl>
+    <w:lvl w:ilvl="1" w:tentative="1">
+      <w:start w:val="1"/>
+      <w:numFmt w:val="bullet"/>
+      <w:lvlText w:val="o"/>
+      <w:lvlJc w:val="left"/>
+      <w:pPr>
+        <w:tabs>
+          <w:tab w:val="num" w:pos="1440"/>
+        </w:tabs>
+        <w:ind w:left="1440" w:hanging="360"/>
+      </w:pPr>
+      <w:rPr>
+        <w:rFonts w:ascii="Courier New" w:hAnsi="Courier New" w:hint="default"/>
+        <w:sz w:val="20"/>
+      </w:rPr>
+    </w:lvl>
+    <w:lvl w:ilvl="2" w:tentative="1">
+      <w:start w:val="1"/>
+      <w:numFmt w:val="bullet"/>
+      <w:lvlText w:val=""/>
+      <w:lvlJc w:val="left"/>
+      <w:pPr>
+        <w:tabs>
+          <w:tab w:val="num" w:pos="2160"/>
+        </w:tabs>
+        <w:ind w:left="2160" w:hanging="360"/>
+      </w:pPr>
+      <w:rPr>
+        <w:rFonts w:ascii="Wingdings" w:hAnsi="Wingdings" w:hint="default"/>
+        <w:sz w:val="20"/>
+      </w:rPr>
+    </w:lvl>
+    <w:lvl w:ilvl="3" w:tentative="1">
+      <w:start w:val="1"/>
+      <w:numFmt w:val="bullet"/>
+      <w:lvlText w:val=""/>
+      <w:lvlJc w:val="left"/>
+      <w:pPr>
+        <w:tabs>
+          <w:tab w:val="num" w:pos="2880"/>
+        </w:tabs>
+        <w:ind w:left="2880" w:hanging="360"/>
+      </w:pPr>
+      <w:rPr>
+        <w:rFonts w:ascii="Wingdings" w:hAnsi="Wingdings" w:hint="default"/>
+        <w:sz w:val="20"/>
+      </w:rPr>
+    </w:lvl>
+    <w:lvl w:ilvl="4" w:tentative="1">
+      <w:start w:val="1"/>
+      <w:numFmt w:val="bullet"/>
+      <w:lvlText w:val=""/>
+      <w:lvlJc w:val="left"/>
+      <w:pPr>
+        <w:tabs>
+          <w:tab w:val="num" w:pos="3600"/>
+        </w:tabs>
+        <w:ind w:left="3600" w:hanging="360"/>
+      </w:pPr>
+      <w:rPr>
+        <w:rFonts w:ascii="Wingdings" w:hAnsi="Wingdings" w:hint="default"/>
+        <w:sz w:val="20"/>
+      </w:rPr>
+    </w:lvl>
+    <w:lvl w:ilvl="5" w:tentative="1">
+      <w:start w:val="1"/>
+      <w:numFmt w:val="bullet"/>
+      <w:lvlText w:val=""/>
+      <w:lvlJc w:val="left"/>
+      <w:pPr>
+        <w:tabs>
+          <w:tab w:val="num" w:pos="4320"/>
+        </w:tabs>
+        <w:ind w:left="4320" w:hanging="360"/>
+      </w:pPr>
+      <w:rPr>
+        <w:rFonts w:ascii="Wingdings" w:hAnsi="Wingdings" w:hint="default"/>
+        <w:sz w:val="20"/>
+      </w:rPr>
+    </w:lvl>
+    <w:lvl w:ilvl="6" w:tentative="1">
+      <w:start w:val="1"/>
+      <w:numFmt w:val="bullet"/>
+      <w:lvlText w:val=""/>
+      <w:lvlJc w:val="left"/>
+      <w:pPr>
+        <w:tabs>
+          <w:tab w:val="num" w:pos="5040"/>
+        </w:tabs>
+        <w:ind w:left="5040" w:hanging="360"/>
+      </w:pPr>
+      <w:rPr>
+        <w:rFonts w:ascii="Wingdings" w:hAnsi="Wingdings" w:hint="default"/>
+        <w:sz w:val="20"/>
+      </w:rPr>
+    </w:lvl>
+    <w:lvl w:ilvl="7" w:tentative="1">
+      <w:start w:val="1"/>
+      <w:numFmt w:val="bullet"/>
+      <w:lvlText w:val=""/>
+      <w:lvlJc w:val="left"/>
+      <w:pPr>
+        <w:tabs>
+          <w:tab w:val="num" w:pos="5760"/>
+        </w:tabs>
+        <w:ind w:left="5760" w:hanging="360"/>
+      </w:pPr>
+      <w:rPr>
+        <w:rFonts w:ascii="Wingdings" w:hAnsi="Wingdings" w:hint="default"/>
+        <w:sz w:val="20"/>
+      </w:rPr>
+    </w:lvl>
+    <w:lvl w:ilvl="8" w:tentative="1">
+      <w:start w:val="1"/>
+      <w:numFmt w:val="bullet"/>
+      <w:lvlText w:val=""/>
+      <w:lvlJc w:val="left"/>
+      <w:pPr>
+        <w:tabs>
+          <w:tab w:val="num" w:pos="6480"/>
+        </w:tabs>
+        <w:ind w:left="6480" w:hanging="360"/>
+      </w:pPr>
+      <w:rPr>
+        <w:rFonts w:ascii="Wingdings" w:hAnsi="Wingdings" w:hint="default"/>
+        <w:sz w:val="20"/>
+      </w:rPr>
+    </w:lvl>
+  </w:abstractNum>
+  <w:abstractNum w:abstractNumId="16" w15:restartNumberingAfterBreak="0">
     <w:nsid w:val="583069B5"/>
     <w:multiLevelType w:val="multilevel"/>
     <w:tmpl w:val="0096D664"/>
@@ -1240,7 +2940,7 @@
       </w:rPr>
     </w:lvl>
   </w:abstractNum>
-  <w:abstractNum w:abstractNumId="4" w15:restartNumberingAfterBreak="0">
+  <w:abstractNum w:abstractNumId="17" w15:restartNumberingAfterBreak="0">
     <w:nsid w:val="589C272A"/>
     <w:multiLevelType w:val="multilevel"/>
     <w:tmpl w:val="7572223A"/>
@@ -1389,7 +3089,120 @@
       </w:rPr>
     </w:lvl>
   </w:abstractNum>
-  <w:abstractNum w:abstractNumId="5" w15:restartNumberingAfterBreak="0">
+  <w:abstractNum w:abstractNumId="18" w15:restartNumberingAfterBreak="0">
+    <w:nsid w:val="7B3E3FA4"/>
+    <w:multiLevelType w:val="hybridMultilevel"/>
+    <w:tmpl w:val="7440301C"/>
+    <w:lvl w:ilvl="0" w:tplc="04090001">
+      <w:start w:val="1"/>
+      <w:numFmt w:val="bullet"/>
+      <w:lvlText w:val=""/>
+      <w:lvlJc w:val="left"/>
+      <w:pPr>
+        <w:ind w:left="480" w:hanging="480"/>
+      </w:pPr>
+      <w:rPr>
+        <w:rFonts w:ascii="Wingdings" w:hAnsi="Wingdings" w:hint="default"/>
+      </w:rPr>
+    </w:lvl>
+    <w:lvl w:ilvl="1" w:tplc="04090003" w:tentative="1">
+      <w:start w:val="1"/>
+      <w:numFmt w:val="bullet"/>
+      <w:lvlText w:val=""/>
+      <w:lvlJc w:val="left"/>
+      <w:pPr>
+        <w:ind w:left="960" w:hanging="480"/>
+      </w:pPr>
+      <w:rPr>
+        <w:rFonts w:ascii="Wingdings" w:hAnsi="Wingdings" w:hint="default"/>
+      </w:rPr>
+    </w:lvl>
+    <w:lvl w:ilvl="2" w:tplc="04090005" w:tentative="1">
+      <w:start w:val="1"/>
+      <w:numFmt w:val="bullet"/>
+      <w:lvlText w:val=""/>
+      <w:lvlJc w:val="left"/>
+      <w:pPr>
+        <w:ind w:left="1440" w:hanging="480"/>
+      </w:pPr>
+      <w:rPr>
+        <w:rFonts w:ascii="Wingdings" w:hAnsi="Wingdings" w:hint="default"/>
+      </w:rPr>
+    </w:lvl>
+    <w:lvl w:ilvl="3" w:tplc="04090001" w:tentative="1">
+      <w:start w:val="1"/>
+      <w:numFmt w:val="bullet"/>
+      <w:lvlText w:val=""/>
+      <w:lvlJc w:val="left"/>
+      <w:pPr>
+        <w:ind w:left="1920" w:hanging="480"/>
+      </w:pPr>
+      <w:rPr>
+        <w:rFonts w:ascii="Wingdings" w:hAnsi="Wingdings" w:hint="default"/>
+      </w:rPr>
+    </w:lvl>
+    <w:lvl w:ilvl="4" w:tplc="04090003" w:tentative="1">
+      <w:start w:val="1"/>
+      <w:numFmt w:val="bullet"/>
+      <w:lvlText w:val=""/>
+      <w:lvlJc w:val="left"/>
+      <w:pPr>
+        <w:ind w:left="2400" w:hanging="480"/>
+      </w:pPr>
+      <w:rPr>
+        <w:rFonts w:ascii="Wingdings" w:hAnsi="Wingdings" w:hint="default"/>
+      </w:rPr>
+    </w:lvl>
+    <w:lvl w:ilvl="5" w:tplc="04090005" w:tentative="1">
+      <w:start w:val="1"/>
+      <w:numFmt w:val="bullet"/>
+      <w:lvlText w:val=""/>
+      <w:lvlJc w:val="left"/>
+      <w:pPr>
+        <w:ind w:left="2880" w:hanging="480"/>
+      </w:pPr>
+      <w:rPr>
+        <w:rFonts w:ascii="Wingdings" w:hAnsi="Wingdings" w:hint="default"/>
+      </w:rPr>
+    </w:lvl>
+    <w:lvl w:ilvl="6" w:tplc="04090001" w:tentative="1">
+      <w:start w:val="1"/>
+      <w:numFmt w:val="bullet"/>
+      <w:lvlText w:val=""/>
+      <w:lvlJc w:val="left"/>
+      <w:pPr>
+        <w:ind w:left="3360" w:hanging="480"/>
+      </w:pPr>
+      <w:rPr>
+        <w:rFonts w:ascii="Wingdings" w:hAnsi="Wingdings" w:hint="default"/>
+      </w:rPr>
+    </w:lvl>
+    <w:lvl w:ilvl="7" w:tplc="04090003" w:tentative="1">
+      <w:start w:val="1"/>
+      <w:numFmt w:val="bullet"/>
+      <w:lvlText w:val=""/>
+      <w:lvlJc w:val="left"/>
+      <w:pPr>
+        <w:ind w:left="3840" w:hanging="480"/>
+      </w:pPr>
+      <w:rPr>
+        <w:rFonts w:ascii="Wingdings" w:hAnsi="Wingdings" w:hint="default"/>
+      </w:rPr>
+    </w:lvl>
+    <w:lvl w:ilvl="8" w:tplc="04090005" w:tentative="1">
+      <w:start w:val="1"/>
+      <w:numFmt w:val="bullet"/>
+      <w:lvlText w:val=""/>
+      <w:lvlJc w:val="left"/>
+      <w:pPr>
+        <w:ind w:left="4320" w:hanging="480"/>
+      </w:pPr>
+      <w:rPr>
+        <w:rFonts w:ascii="Wingdings" w:hAnsi="Wingdings" w:hint="default"/>
+      </w:rPr>
+    </w:lvl>
+  </w:abstractNum>
+  <w:abstractNum w:abstractNumId="19" w15:restartNumberingAfterBreak="0">
     <w:nsid w:val="7EBA05E6"/>
     <w:multiLevelType w:val="multilevel"/>
     <w:tmpl w:val="173CA4D6"/>
@@ -1539,22 +3352,64 @@
     </w:lvl>
   </w:abstractNum>
   <w:num w:numId="1" w16cid:durableId="1963002600">
+    <w:abstractNumId w:val="16"/>
+  </w:num>
+  <w:num w:numId="2" w16cid:durableId="785852353">
+    <w:abstractNumId w:val="8"/>
+  </w:num>
+  <w:num w:numId="3" w16cid:durableId="1691567159">
     <w:abstractNumId w:val="3"/>
   </w:num>
-  <w:num w:numId="2" w16cid:durableId="785852353">
+  <w:num w:numId="4" w16cid:durableId="163590648">
+    <w:abstractNumId w:val="17"/>
+  </w:num>
+  <w:num w:numId="5" w16cid:durableId="834952453">
+    <w:abstractNumId w:val="6"/>
+  </w:num>
+  <w:num w:numId="6" w16cid:durableId="1061442214">
+    <w:abstractNumId w:val="19"/>
+  </w:num>
+  <w:num w:numId="7" w16cid:durableId="1495101652">
+    <w:abstractNumId w:val="13"/>
+  </w:num>
+  <w:num w:numId="8" w16cid:durableId="1344476117">
+    <w:abstractNumId w:val="18"/>
+  </w:num>
+  <w:num w:numId="9" w16cid:durableId="761879311">
     <w:abstractNumId w:val="2"/>
   </w:num>
-  <w:num w:numId="3" w16cid:durableId="1691567159">
+  <w:num w:numId="10" w16cid:durableId="2138327002">
+    <w:abstractNumId w:val="11"/>
+  </w:num>
+  <w:num w:numId="11" w16cid:durableId="1053191876">
+    <w:abstractNumId w:val="9"/>
+  </w:num>
+  <w:num w:numId="12" w16cid:durableId="1447118205">
+    <w:abstractNumId w:val="4"/>
+  </w:num>
+  <w:num w:numId="13" w16cid:durableId="539629412">
     <w:abstractNumId w:val="0"/>
   </w:num>
-  <w:num w:numId="4" w16cid:durableId="163590648">
-    <w:abstractNumId w:val="4"/>
+  <w:num w:numId="14" w16cid:durableId="2058503240">
+    <w:abstractNumId w:val="14"/>
   </w:num>
-  <w:num w:numId="5" w16cid:durableId="834952453">
+  <w:num w:numId="15" w16cid:durableId="1209536920">
+    <w:abstractNumId w:val="5"/>
+  </w:num>
+  <w:num w:numId="16" w16cid:durableId="1801457932">
+    <w:abstractNumId w:val="10"/>
+  </w:num>
+  <w:num w:numId="17" w16cid:durableId="1539047831">
+    <w:abstractNumId w:val="12"/>
+  </w:num>
+  <w:num w:numId="18" w16cid:durableId="1713919590">
     <w:abstractNumId w:val="1"/>
   </w:num>
-  <w:num w:numId="6" w16cid:durableId="1061442214">
-    <w:abstractNumId w:val="5"/>
+  <w:num w:numId="19" w16cid:durableId="1407797073">
+    <w:abstractNumId w:val="7"/>
+  </w:num>
+  <w:num w:numId="20" w16cid:durableId="1410229706">
+    <w:abstractNumId w:val="15"/>
   </w:num>
 </w:numbering>
 </file>
@@ -2164,7 +4019,6 @@
   <w:style w:type="character" w:default="1" w:styleId="a0">
     <w:name w:val="Default Paragraph Font"/>
     <w:uiPriority w:val="1"/>
-    <w:semiHidden/>
     <w:unhideWhenUsed/>
   </w:style>
   <w:style w:type="table" w:default="1" w:styleId="a1">
@@ -2536,6 +4390,22 @@
       <w:szCs w:val="20"/>
     </w:rPr>
   </w:style>
+  <w:style w:type="paragraph" w:styleId="Web">
+    <w:name w:val="Normal (Web)"/>
+    <w:basedOn w:val="a"/>
+    <w:uiPriority w:val="99"/>
+    <w:unhideWhenUsed/>
+    <w:rsid w:val="00CA1EA7"/>
+    <w:pPr>
+      <w:widowControl/>
+      <w:spacing w:before="100" w:beforeAutospacing="1" w:after="100" w:afterAutospacing="1" w:line="240" w:lineRule="auto"/>
+    </w:pPr>
+    <w:rPr>
+      <w:rFonts w:ascii="新細明體" w:eastAsia="新細明體" w:hAnsi="新細明體" w:cs="新細明體"/>
+      <w:kern w:val="0"/>
+      <w14:ligatures w14:val="none"/>
+    </w:rPr>
+  </w:style>
 </w:styles>
 </file>
 
